--- a/docs/plan/PROJECT_PLAN.docx
+++ b/docs/plan/PROJECT_PLAN.docx
@@ -5,7 +5,7 @@
     <w:p>
       <w:pPr>
         <w:pStyle w:val="1"/>
-        <w:divId w:val="1032195301"/>
+        <w:divId w:val="886916792"/>
         <w:rPr>
           <w:rFonts w:ascii="微軟正黑體" w:eastAsia="微軟正黑體" w:hAnsi="微軟正黑體"/>
           <w:color w:val="1A1A1A"/>
@@ -38,7 +38,7 @@
     <w:p>
       <w:pPr>
         <w:pStyle w:val="meta"/>
-        <w:divId w:val="1032195301"/>
+        <w:divId w:val="886916792"/>
         <w:rPr>
           <w:rFonts w:ascii="微軟正黑體" w:eastAsia="微軟正黑體" w:hAnsi="微軟正黑體" w:hint="eastAsia"/>
         </w:rPr>
@@ -137,7 +137,7 @@
     <w:p>
       <w:pPr>
         <w:pStyle w:val="2"/>
-        <w:divId w:val="1032195301"/>
+        <w:divId w:val="886916792"/>
         <w:rPr>
           <w:rFonts w:ascii="微軟正黑體" w:eastAsia="微軟正黑體" w:hAnsi="微軟正黑體" w:hint="eastAsia"/>
         </w:rPr>
@@ -152,7 +152,7 @@
     <w:p>
       <w:pPr>
         <w:pStyle w:val="Web"/>
-        <w:divId w:val="1032195301"/>
+        <w:divId w:val="886916792"/>
         <w:rPr>
           <w:rFonts w:ascii="微軟正黑體" w:eastAsia="微軟正黑體" w:hAnsi="微軟正黑體" w:hint="eastAsia"/>
           <w:color w:val="1A1A1A"/>
@@ -176,7 +176,7 @@
     <w:p>
       <w:pPr>
         <w:pStyle w:val="2"/>
-        <w:divId w:val="1032195301"/>
+        <w:divId w:val="886916792"/>
         <w:rPr>
           <w:rFonts w:ascii="微軟正黑體" w:eastAsia="微軟正黑體" w:hAnsi="微軟正黑體" w:hint="eastAsia"/>
         </w:rPr>
@@ -205,7 +205,7 @@
       </w:tblGrid>
       <w:tr>
         <w:trPr>
-          <w:divId w:val="1032195301"/>
+          <w:divId w:val="886916792"/>
         </w:trPr>
         <w:tc>
           <w:tcPr>
@@ -288,7 +288,7 @@
       </w:tr>
       <w:tr>
         <w:trPr>
-          <w:divId w:val="1032195301"/>
+          <w:divId w:val="886916792"/>
         </w:trPr>
         <w:tc>
           <w:tcPr>
@@ -375,7 +375,7 @@
       </w:tr>
       <w:tr>
         <w:trPr>
-          <w:divId w:val="1032195301"/>
+          <w:divId w:val="886916792"/>
         </w:trPr>
         <w:tc>
           <w:tcPr>
@@ -483,7 +483,7 @@
       </w:tr>
       <w:tr>
         <w:trPr>
-          <w:divId w:val="1032195301"/>
+          <w:divId w:val="886916792"/>
         </w:trPr>
         <w:tc>
           <w:tcPr>
@@ -584,7 +584,7 @@
       </w:tr>
       <w:tr>
         <w:trPr>
-          <w:divId w:val="1032195301"/>
+          <w:divId w:val="886916792"/>
         </w:trPr>
         <w:tc>
           <w:tcPr>
@@ -671,7 +671,7 @@
       </w:tr>
       <w:tr>
         <w:trPr>
-          <w:divId w:val="1032195301"/>
+          <w:divId w:val="886916792"/>
         </w:trPr>
         <w:tc>
           <w:tcPr>
@@ -758,7 +758,7 @@
       </w:tr>
       <w:tr>
         <w:trPr>
-          <w:divId w:val="1032195301"/>
+          <w:divId w:val="886916792"/>
         </w:trPr>
         <w:tc>
           <w:tcPr>
@@ -845,7 +845,7 @@
       </w:tr>
       <w:tr>
         <w:trPr>
-          <w:divId w:val="1032195301"/>
+          <w:divId w:val="886916792"/>
         </w:trPr>
         <w:tc>
           <w:tcPr>
@@ -970,7 +970,7 @@
     <w:p>
       <w:pPr>
         <w:pStyle w:val="2"/>
-        <w:divId w:val="1032195301"/>
+        <w:divId w:val="886916792"/>
         <w:rPr>
           <w:rFonts w:ascii="微軟正黑體" w:eastAsia="微軟正黑體" w:hAnsi="微軟正黑體" w:hint="eastAsia"/>
         </w:rPr>
@@ -1002,7 +1002,7 @@
         </w:numPr>
         <w:spacing w:before="100" w:beforeAutospacing="1" w:after="100" w:afterAutospacing="1"/>
         <w:ind w:left="0"/>
-        <w:divId w:val="1032195301"/>
+        <w:divId w:val="886916792"/>
         <w:rPr>
           <w:rFonts w:ascii="微軟正黑體" w:eastAsia="微軟正黑體" w:hAnsi="微軟正黑體" w:hint="eastAsia"/>
           <w:color w:val="1A1A1A"/>
@@ -1087,7 +1087,7 @@
         </w:numPr>
         <w:spacing w:before="100" w:beforeAutospacing="1" w:after="100" w:afterAutospacing="1"/>
         <w:ind w:left="0"/>
-        <w:divId w:val="1032195301"/>
+        <w:divId w:val="886916792"/>
         <w:rPr>
           <w:rFonts w:ascii="微軟正黑體" w:eastAsia="微軟正黑體" w:hAnsi="微軟正黑體" w:hint="eastAsia"/>
           <w:color w:val="1A1A1A"/>
@@ -1125,7 +1125,7 @@
     <w:p>
       <w:pPr>
         <w:pStyle w:val="Web"/>
-        <w:divId w:val="1032195301"/>
+        <w:divId w:val="886916792"/>
         <w:rPr>
           <w:rFonts w:ascii="微軟正黑體" w:eastAsia="微軟正黑體" w:hAnsi="微軟正黑體" w:hint="eastAsia"/>
           <w:color w:val="1A1A1A"/>
@@ -1198,7 +1198,7 @@
     <w:p>
       <w:pPr>
         <w:pStyle w:val="2"/>
-        <w:divId w:val="1032195301"/>
+        <w:divId w:val="886916792"/>
         <w:rPr>
           <w:rFonts w:ascii="微軟正黑體" w:eastAsia="微軟正黑體" w:hAnsi="微軟正黑體" w:hint="eastAsia"/>
         </w:rPr>
@@ -1213,7 +1213,7 @@
     <w:p>
       <w:pPr>
         <w:pStyle w:val="3"/>
-        <w:divId w:val="1032195301"/>
+        <w:divId w:val="886916792"/>
         <w:rPr>
           <w:rFonts w:ascii="微軟正黑體" w:eastAsia="微軟正黑體" w:hAnsi="微軟正黑體" w:hint="eastAsia"/>
           <w:color w:val="1A1A1A"/>
@@ -1238,21 +1238,42 @@
           <w:rFonts w:ascii="微軟正黑體" w:eastAsia="微軟正黑體" w:hAnsi="微軟正黑體" w:hint="eastAsia"/>
           <w:color w:val="1A1A1A"/>
         </w:rPr>
-        <w:t>步：你回答</w:t>
-      </w:r>
-      <w:r>
-        <w:rPr>
-          <w:rFonts w:ascii="微軟正黑體" w:eastAsia="微軟正黑體" w:hAnsi="微軟正黑體" w:hint="eastAsia"/>
-          <w:color w:val="1A1A1A"/>
-        </w:rPr>
-        <w:t xml:space="preserve"> 3 </w:t>
-      </w:r>
-      <w:r>
-        <w:rPr>
-          <w:rFonts w:ascii="微軟正黑體" w:eastAsia="微軟正黑體" w:hAnsi="微軟正黑體" w:hint="eastAsia"/>
-          <w:color w:val="1A1A1A"/>
-        </w:rPr>
-        <w:t>個問題（現在唯一卡住的事）</w:t>
+        <w:t>步：</w:t>
+      </w:r>
+      <w:r>
+        <w:rPr>
+          <w:rFonts w:ascii="微軟正黑體" w:eastAsia="微軟正黑體" w:hAnsi="微軟正黑體" w:cs="微軟正黑體" w:hint="eastAsia"/>
+          <w:color w:val="1A1A1A"/>
+        </w:rPr>
+        <w:t>✅</w:t>
+      </w:r>
+      <w:r>
+        <w:rPr>
+          <w:rFonts w:ascii="微軟正黑體" w:eastAsia="微軟正黑體" w:hAnsi="微軟正黑體" w:hint="eastAsia"/>
+          <w:color w:val="1A1A1A"/>
+        </w:rPr>
+        <w:t xml:space="preserve"> </w:t>
+      </w:r>
+      <w:r>
+        <w:rPr>
+          <w:rFonts w:ascii="微軟正黑體" w:eastAsia="微軟正黑體" w:hAnsi="微軟正黑體" w:hint="eastAsia"/>
+          <w:color w:val="1A1A1A"/>
+        </w:rPr>
+        <w:t>已完成（</w:t>
+      </w:r>
+      <w:r>
+        <w:rPr>
+          <w:rFonts w:ascii="微軟正黑體" w:eastAsia="微軟正黑體" w:hAnsi="微軟正黑體" w:hint="eastAsia"/>
+          <w:color w:val="1A1A1A"/>
+        </w:rPr>
+        <w:t xml:space="preserve">2026-07-07 </w:t>
+      </w:r>
+      <w:r>
+        <w:rPr>
+          <w:rFonts w:ascii="微軟正黑體" w:eastAsia="微軟正黑體" w:hAnsi="微軟正黑體" w:hint="eastAsia"/>
+          <w:color w:val="1A1A1A"/>
+        </w:rPr>
+        <w:t>你已拍板）</w:t>
       </w:r>
     </w:p>
     <w:tbl>
@@ -1268,12 +1289,12 @@
       </w:tblPr>
       <w:tblGrid>
         <w:gridCol w:w="394"/>
-        <w:gridCol w:w="5800"/>
-        <w:gridCol w:w="2352"/>
+        <w:gridCol w:w="2589"/>
+        <w:gridCol w:w="5563"/>
       </w:tblGrid>
       <w:tr>
         <w:trPr>
-          <w:divId w:val="1032195301"/>
+          <w:divId w:val="886916792"/>
         </w:trPr>
         <w:tc>
           <w:tcPr>
@@ -1388,14 +1409,14 @@
                 <w:bCs/>
                 <w:color w:val="1A1A1A"/>
               </w:rPr>
-              <w:t>建議答案（不確定就回「照建議」）</w:t>
+              <w:t>你的答案</w:t>
             </w:r>
           </w:p>
         </w:tc>
       </w:tr>
       <w:tr>
         <w:trPr>
-          <w:divId w:val="1032195301"/>
+          <w:divId w:val="886916792"/>
         </w:trPr>
         <w:tc>
           <w:tcPr>
@@ -1461,35 +1482,7 @@
                 <w:rFonts w:ascii="微軟正黑體" w:eastAsia="微軟正黑體" w:hAnsi="微軟正黑體" w:hint="eastAsia"/>
                 <w:color w:val="1A1A1A"/>
               </w:rPr>
-              <w:t>交通成本用的</w:t>
-            </w:r>
-            <w:r>
-              <w:rPr>
-                <w:rStyle w:val="a3"/>
-                <w:rFonts w:ascii="微軟正黑體" w:eastAsia="微軟正黑體" w:hAnsi="微軟正黑體" w:hint="eastAsia"/>
-              </w:rPr>
-              <w:t>匯率</w:t>
-            </w:r>
-            <w:r>
-              <w:rPr>
-                <w:rFonts w:ascii="微軟正黑體" w:eastAsia="微軟正黑體" w:hAnsi="微軟正黑體" w:hint="eastAsia"/>
-                <w:color w:val="1A1A1A"/>
-              </w:rPr>
-              <w:t>從哪來？（</w:t>
-            </w:r>
-            <w:r>
-              <w:rPr>
-                <w:rFonts w:ascii="微軟正黑體" w:eastAsia="微軟正黑體" w:hAnsi="微軟正黑體" w:hint="eastAsia"/>
-                <w:color w:val="1A1A1A"/>
-              </w:rPr>
-              <w:t xml:space="preserve">Sheet </w:t>
-            </w:r>
-            <w:r>
-              <w:rPr>
-                <w:rFonts w:ascii="微軟正黑體" w:eastAsia="微軟正黑體" w:hAnsi="微軟正黑體" w:hint="eastAsia"/>
-                <w:color w:val="1A1A1A"/>
-              </w:rPr>
-              <w:t>裡每個地區手填的和「匯率」分頁不一致）</w:t>
+              <w:t>匯率從哪來</w:t>
             </w:r>
           </w:p>
         </w:tc>
@@ -1523,14 +1516,14 @@
                 <w:rFonts w:ascii="微軟正黑體" w:eastAsia="微軟正黑體" w:hAnsi="微軟正黑體" w:hint="eastAsia"/>
                 <w:color w:val="1A1A1A"/>
               </w:rPr>
-              <w:t>每趟填一個匯率，全趟共用</w:t>
+              <w:t>每趟填一個匯率（「匯率計算機」是另一條主線，之後再說）</w:t>
             </w:r>
           </w:p>
         </w:tc>
       </w:tr>
       <w:tr>
         <w:trPr>
-          <w:divId w:val="1032195301"/>
+          <w:divId w:val="886916792"/>
         </w:trPr>
         <w:tc>
           <w:tcPr>
@@ -1596,63 +1589,7 @@
                 <w:rFonts w:ascii="微軟正黑體" w:eastAsia="微軟正黑體" w:hAnsi="微軟正黑體" w:hint="eastAsia"/>
                 <w:color w:val="1A1A1A"/>
               </w:rPr>
-              <w:t>日圓換台幣</w:t>
-            </w:r>
-            <w:r>
-              <w:rPr>
-                <w:rStyle w:val="a3"/>
-                <w:rFonts w:ascii="微軟正黑體" w:eastAsia="微軟正黑體" w:hAnsi="微軟正黑體" w:hint="eastAsia"/>
-              </w:rPr>
               <w:t>小數怎麼收</w:t>
-            </w:r>
-            <w:r>
-              <w:rPr>
-                <w:rFonts w:ascii="微軟正黑體" w:eastAsia="微軟正黑體" w:hAnsi="微軟正黑體" w:hint="eastAsia"/>
-                <w:color w:val="1A1A1A"/>
-              </w:rPr>
-              <w:t>？（</w:t>
-            </w:r>
-            <w:r>
-              <w:rPr>
-                <w:rFonts w:ascii="微軟正黑體" w:eastAsia="微軟正黑體" w:hAnsi="微軟正黑體" w:hint="eastAsia"/>
-                <w:color w:val="1A1A1A"/>
-              </w:rPr>
-              <w:t xml:space="preserve">22.4166 </w:t>
-            </w:r>
-            <w:r>
-              <w:rPr>
-                <w:rFonts w:ascii="微軟正黑體" w:eastAsia="微軟正黑體" w:hAnsi="微軟正黑體" w:hint="eastAsia"/>
-                <w:color w:val="1A1A1A"/>
-              </w:rPr>
-              <w:t>元記</w:t>
-            </w:r>
-            <w:r>
-              <w:rPr>
-                <w:rFonts w:ascii="微軟正黑體" w:eastAsia="微軟正黑體" w:hAnsi="微軟正黑體" w:hint="eastAsia"/>
-                <w:color w:val="1A1A1A"/>
-              </w:rPr>
-              <w:t xml:space="preserve"> 22</w:t>
-            </w:r>
-            <w:r>
-              <w:rPr>
-                <w:rFonts w:ascii="微軟正黑體" w:eastAsia="微軟正黑體" w:hAnsi="微軟正黑體" w:hint="eastAsia"/>
-                <w:color w:val="1A1A1A"/>
-              </w:rPr>
-              <w:t>、</w:t>
-            </w:r>
-            <w:r>
-              <w:rPr>
-                <w:rFonts w:ascii="微軟正黑體" w:eastAsia="微軟正黑體" w:hAnsi="微軟正黑體" w:hint="eastAsia"/>
-                <w:color w:val="1A1A1A"/>
-              </w:rPr>
-              <w:t xml:space="preserve">23 </w:t>
-            </w:r>
-            <w:r>
-              <w:rPr>
-                <w:rFonts w:ascii="微軟正黑體" w:eastAsia="微軟正黑體" w:hAnsi="微軟正黑體" w:hint="eastAsia"/>
-                <w:color w:val="1A1A1A"/>
-              </w:rPr>
-              <w:t>還是保留小數？）</w:t>
             </w:r>
           </w:p>
         </w:tc>
@@ -1686,14 +1623,14 @@
                 <w:rFonts w:ascii="微軟正黑體" w:eastAsia="微軟正黑體" w:hAnsi="微軟正黑體" w:hint="eastAsia"/>
                 <w:color w:val="1A1A1A"/>
               </w:rPr>
-              <w:t>系統內部保留小數，顯示才取整</w:t>
+              <w:t>系統內部保留小數，顯示才取整（四捨五入）</w:t>
             </w:r>
           </w:p>
         </w:tc>
       </w:tr>
       <w:tr>
         <w:trPr>
-          <w:divId w:val="1032195301"/>
+          <w:divId w:val="886916792"/>
         </w:trPr>
         <w:tc>
           <w:tcPr>
@@ -1756,31 +1693,10 @@
             </w:pPr>
             <w:r>
               <w:rPr>
-                <w:rStyle w:val="a3"/>
-                <w:rFonts w:ascii="微軟正黑體" w:eastAsia="微軟正黑體" w:hAnsi="微軟正黑體" w:hint="eastAsia"/>
+                <w:rFonts w:ascii="微軟正黑體" w:eastAsia="微軟正黑體" w:hAnsi="微軟正黑體" w:hint="eastAsia"/>
+                <w:color w:val="1A1A1A"/>
               </w:rPr>
               <w:t>最後單件成本要不要乘匯率</w:t>
-            </w:r>
-            <w:r>
-              <w:rPr>
-                <w:rFonts w:ascii="微軟正黑體" w:eastAsia="微軟正黑體" w:hAnsi="微軟正黑體" w:hint="eastAsia"/>
-                <w:color w:val="1A1A1A"/>
-              </w:rPr>
-              <w:t>？（</w:t>
-            </w:r>
-            <w:r>
-              <w:rPr>
-                <w:rFonts w:ascii="微軟正黑體" w:eastAsia="微軟正黑體" w:hAnsi="微軟正黑體" w:hint="eastAsia"/>
-                <w:color w:val="1A1A1A"/>
-              </w:rPr>
-              <w:t xml:space="preserve">Sheet </w:t>
-            </w:r>
-            <w:r>
-              <w:rPr>
-                <w:rFonts w:ascii="微軟正黑體" w:eastAsia="微軟正黑體" w:hAnsi="微軟正黑體" w:hint="eastAsia"/>
-                <w:color w:val="1A1A1A"/>
-              </w:rPr>
-              <w:t>正式表有乘、草稿表沒乘，差好幾倍——這欄是台幣還是日圓？）</w:t>
             </w:r>
           </w:p>
         </w:tc>
@@ -1811,10 +1727,17 @@
             </w:pPr>
             <w:r>
               <w:rPr>
-                <w:rFonts w:ascii="微軟正黑體" w:eastAsia="微軟正黑體" w:hAnsi="微軟正黑體" w:hint="eastAsia"/>
-                <w:color w:val="1A1A1A"/>
-              </w:rPr>
-              <w:t>只有你能答</w:t>
+                <w:rStyle w:val="a3"/>
+                <w:rFonts w:ascii="微軟正黑體" w:eastAsia="微軟正黑體" w:hAnsi="微軟正黑體" w:hint="eastAsia"/>
+              </w:rPr>
+              <w:t>要，最後一定乘——這欄是台幣</w:t>
+            </w:r>
+            <w:r>
+              <w:rPr>
+                <w:rFonts w:ascii="微軟正黑體" w:eastAsia="微軟正黑體" w:hAnsi="微軟正黑體" w:hint="eastAsia"/>
+                <w:color w:val="1A1A1A"/>
+              </w:rPr>
+              <w:t>（照正式表）</w:t>
             </w:r>
           </w:p>
         </w:tc>
@@ -1823,59 +1746,80 @@
     <w:p>
       <w:pPr>
         <w:pStyle w:val="warn"/>
-        <w:divId w:val="1032195301"/>
-        <w:rPr>
-          <w:rFonts w:ascii="微軟正黑體" w:eastAsia="微軟正黑體" w:hAnsi="微軟正黑體" w:hint="eastAsia"/>
-          <w:color w:val="1A1A1A"/>
-        </w:rPr>
-      </w:pPr>
-      <w:r>
-        <w:rPr>
-          <w:rFonts w:ascii="微軟正黑體" w:eastAsia="微軟正黑體" w:hAnsi="微軟正黑體" w:hint="eastAsia"/>
-          <w:color w:val="1A1A1A"/>
-        </w:rPr>
-        <w:t>完整版在</w:t>
-      </w:r>
-      <w:r>
-        <w:rPr>
-          <w:rFonts w:ascii="微軟正黑體" w:eastAsia="微軟正黑體" w:hAnsi="微軟正黑體" w:hint="eastAsia"/>
-          <w:color w:val="1A1A1A"/>
-        </w:rPr>
-        <w:t xml:space="preserve"> repo docs/ai-ops/12-owner-decisions.md</w:t>
-      </w:r>
-      <w:r>
-        <w:rPr>
-          <w:rFonts w:ascii="微軟正黑體" w:eastAsia="微軟正黑體" w:hAnsi="微軟正黑體" w:hint="eastAsia"/>
-          <w:color w:val="1A1A1A"/>
-        </w:rPr>
-        <w:t>。</w:t>
-      </w:r>
-      <w:r>
-        <w:rPr>
-          <w:rStyle w:val="a3"/>
-          <w:rFonts w:ascii="微軟正黑體" w:eastAsia="微軟正黑體" w:hAnsi="微軟正黑體" w:hint="eastAsia"/>
-        </w:rPr>
-        <w:t>你沒回答前，</w:t>
-      </w:r>
-      <w:r>
-        <w:rPr>
-          <w:rStyle w:val="a3"/>
-          <w:rFonts w:ascii="微軟正黑體" w:eastAsia="微軟正黑體" w:hAnsi="微軟正黑體" w:hint="eastAsia"/>
+        <w:divId w:val="886916792"/>
+        <w:rPr>
+          <w:rFonts w:ascii="微軟正黑體" w:eastAsia="微軟正黑體" w:hAnsi="微軟正黑體" w:hint="eastAsia"/>
+          <w:color w:val="1A1A1A"/>
+        </w:rPr>
+      </w:pPr>
+      <w:r>
+        <w:rPr>
+          <w:rFonts w:ascii="微軟正黑體" w:eastAsia="微軟正黑體" w:hAnsi="微軟正黑體" w:hint="eastAsia"/>
+          <w:color w:val="1A1A1A"/>
+        </w:rPr>
+        <w:t>定案已寫進</w:t>
+      </w:r>
+      <w:r>
+        <w:rPr>
+          <w:rFonts w:ascii="微軟正黑體" w:eastAsia="微軟正黑體" w:hAnsi="微軟正黑體" w:hint="eastAsia"/>
+          <w:color w:val="1A1A1A"/>
+        </w:rPr>
+        <w:t xml:space="preserve"> repo</w:t>
+      </w:r>
+      <w:r>
+        <w:rPr>
+          <w:rFonts w:ascii="微軟正黑體" w:eastAsia="微軟正黑體" w:hAnsi="微軟正黑體" w:hint="eastAsia"/>
+          <w:color w:val="1A1A1A"/>
+        </w:rPr>
+        <w:t>：</w:t>
+      </w:r>
+      <w:r>
+        <w:rPr>
+          <w:rFonts w:ascii="微軟正黑體" w:eastAsia="微軟正黑體" w:hAnsi="微軟正黑體" w:hint="eastAsia"/>
+          <w:color w:val="1A1A1A"/>
+        </w:rPr>
+        <w:t>docs/ai-ops/12-owner-decisions.md</w:t>
+      </w:r>
+      <w:r>
+        <w:rPr>
+          <w:rFonts w:ascii="微軟正黑體" w:eastAsia="微軟正黑體" w:hAnsi="微軟正黑體" w:hint="eastAsia"/>
+          <w:color w:val="1A1A1A"/>
+        </w:rPr>
+        <w:t>（答覆紀錄）＋</w:t>
+      </w:r>
+      <w:r>
+        <w:rPr>
+          <w:rFonts w:ascii="微軟正黑體" w:eastAsia="微軟正黑體" w:hAnsi="微軟正黑體" w:hint="eastAsia"/>
+          <w:color w:val="1A1A1A"/>
+        </w:rPr>
+        <w:t xml:space="preserve"> docs/ai-ops/13-transport-cost-spec.md</w:t>
+      </w:r>
+      <w:r>
+        <w:rPr>
+          <w:rFonts w:ascii="微軟正黑體" w:eastAsia="微軟正黑體" w:hAnsi="微軟正黑體" w:hint="eastAsia"/>
+          <w:color w:val="1A1A1A"/>
+        </w:rPr>
+        <w:t>（實作規格，含公式與測試樣本，</w:t>
+      </w:r>
+      <w:r>
+        <w:rPr>
+          <w:rFonts w:ascii="微軟正黑體" w:eastAsia="微軟正黑體" w:hAnsi="微軟正黑體" w:hint="eastAsia"/>
+          <w:color w:val="1A1A1A"/>
         </w:rPr>
         <w:t xml:space="preserve">AI </w:t>
       </w:r>
       <w:r>
         <w:rPr>
-          <w:rStyle w:val="a3"/>
-          <w:rFonts w:ascii="微軟正黑體" w:eastAsia="微軟正黑體" w:hAnsi="微軟正黑體" w:hint="eastAsia"/>
-        </w:rPr>
-        <w:t>不准動手寫這些公式（制度擋著）。</w:t>
+          <w:rFonts w:ascii="微軟正黑體" w:eastAsia="微軟正黑體" w:hAnsi="微軟正黑體" w:hint="eastAsia"/>
+          <w:color w:val="1A1A1A"/>
+        </w:rPr>
+        <w:t>照做即可）。</w:t>
       </w:r>
     </w:p>
     <w:p>
       <w:pPr>
         <w:pStyle w:val="3"/>
-        <w:divId w:val="1032195301"/>
+        <w:divId w:val="886916792"/>
         <w:rPr>
           <w:rFonts w:ascii="微軟正黑體" w:eastAsia="微軟正黑體" w:hAnsi="微軟正黑體" w:hint="eastAsia"/>
           <w:color w:val="1A1A1A"/>
@@ -1925,7 +1869,7 @@
         </w:numPr>
         <w:spacing w:before="100" w:beforeAutospacing="1" w:after="100" w:afterAutospacing="1"/>
         <w:ind w:left="0"/>
-        <w:divId w:val="1032195301"/>
+        <w:divId w:val="886916792"/>
         <w:rPr>
           <w:rFonts w:ascii="微軟正黑體" w:eastAsia="微軟正黑體" w:hAnsi="微軟正黑體" w:hint="eastAsia"/>
           <w:color w:val="1A1A1A"/>
@@ -1989,7 +1933,7 @@
         </w:numPr>
         <w:spacing w:before="100" w:beforeAutospacing="1" w:after="100" w:afterAutospacing="1"/>
         <w:ind w:left="0"/>
-        <w:divId w:val="1032195301"/>
+        <w:divId w:val="886916792"/>
         <w:rPr>
           <w:rFonts w:ascii="微軟正黑體" w:eastAsia="微軟正黑體" w:hAnsi="微軟正黑體" w:hint="eastAsia"/>
           <w:color w:val="1A1A1A"/>
@@ -2042,7 +1986,14 @@
           <w:rFonts w:ascii="微軟正黑體" w:eastAsia="微軟正黑體" w:hAnsi="微軟正黑體" w:hint="eastAsia"/>
           <w:color w:val="1A1A1A"/>
         </w:rPr>
-        <w:t>筆資料當測試對照，數字要一模一樣才算過。</w:t>
+        <w:t>筆資料當測試對照，數字要一模一樣才算</w:t>
+      </w:r>
+      <w:r>
+        <w:rPr>
+          <w:rFonts w:ascii="微軟正黑體" w:eastAsia="微軟正黑體" w:hAnsi="微軟正黑體" w:hint="eastAsia"/>
+          <w:color w:val="1A1A1A"/>
+        </w:rPr>
+        <w:t>過。</w:t>
       </w:r>
     </w:p>
     <w:p>
@@ -2053,7 +2004,7 @@
         </w:numPr>
         <w:spacing w:before="100" w:beforeAutospacing="1" w:after="100" w:afterAutospacing="1"/>
         <w:ind w:left="0"/>
-        <w:divId w:val="1032195301"/>
+        <w:divId w:val="886916792"/>
         <w:rPr>
           <w:rFonts w:ascii="微軟正黑體" w:eastAsia="微軟正黑體" w:hAnsi="微軟正黑體" w:hint="eastAsia"/>
           <w:color w:val="1A1A1A"/>
@@ -2075,7 +2026,7 @@
         </w:numPr>
         <w:spacing w:before="100" w:beforeAutospacing="1" w:after="100" w:afterAutospacing="1"/>
         <w:ind w:left="0"/>
-        <w:divId w:val="1032195301"/>
+        <w:divId w:val="886916792"/>
         <w:rPr>
           <w:rFonts w:ascii="微軟正黑體" w:eastAsia="微軟正黑體" w:hAnsi="微軟正黑體" w:hint="eastAsia"/>
           <w:color w:val="1A1A1A"/>
@@ -2100,14 +2051,7 @@
           <w:rStyle w:val="a3"/>
           <w:rFonts w:ascii="微軟正黑體" w:eastAsia="微軟正黑體" w:hAnsi="微軟正黑體" w:hint="eastAsia"/>
         </w:rPr>
-        <w:t>分鐘</w:t>
-      </w:r>
-      <w:r>
-        <w:rPr>
-          <w:rStyle w:val="a3"/>
-          <w:rFonts w:ascii="微軟正黑體" w:eastAsia="微軟正黑體" w:hAnsi="微軟正黑體" w:hint="eastAsia"/>
-        </w:rPr>
-        <w:t>）</w:t>
+        <w:t>分鐘）</w:t>
       </w:r>
       <w:r>
         <w:rPr>
@@ -2148,7 +2092,7 @@
     <w:p>
       <w:pPr>
         <w:pStyle w:val="3"/>
-        <w:divId w:val="1032195301"/>
+        <w:divId w:val="886916792"/>
         <w:rPr>
           <w:rFonts w:ascii="微軟正黑體" w:eastAsia="微軟正黑體" w:hAnsi="微軟正黑體" w:hint="eastAsia"/>
           <w:color w:val="1A1A1A"/>
@@ -2184,7 +2128,7 @@
         </w:numPr>
         <w:spacing w:before="100" w:beforeAutospacing="1" w:after="100" w:afterAutospacing="1"/>
         <w:ind w:left="0"/>
-        <w:divId w:val="1032195301"/>
+        <w:divId w:val="886916792"/>
         <w:rPr>
           <w:rFonts w:ascii="微軟正黑體" w:eastAsia="微軟正黑體" w:hAnsi="微軟正黑體" w:hint="eastAsia"/>
           <w:color w:val="1A1A1A"/>
@@ -2206,7 +2150,7 @@
         </w:numPr>
         <w:spacing w:before="100" w:beforeAutospacing="1" w:after="100" w:afterAutospacing="1"/>
         <w:ind w:left="0"/>
-        <w:divId w:val="1032195301"/>
+        <w:divId w:val="886916792"/>
         <w:rPr>
           <w:rFonts w:ascii="微軟正黑體" w:eastAsia="微軟正黑體" w:hAnsi="微軟正黑體" w:hint="eastAsia"/>
           <w:color w:val="1A1A1A"/>
@@ -2279,7 +2223,7 @@
     <w:p>
       <w:pPr>
         <w:pStyle w:val="3"/>
-        <w:divId w:val="1032195301"/>
+        <w:divId w:val="886916792"/>
         <w:rPr>
           <w:rFonts w:ascii="微軟正黑體" w:eastAsia="微軟正黑體" w:hAnsi="微軟正黑體" w:hint="eastAsia"/>
           <w:color w:val="1A1A1A"/>
@@ -2315,7 +2259,7 @@
         </w:numPr>
         <w:spacing w:before="100" w:beforeAutospacing="1" w:after="100" w:afterAutospacing="1"/>
         <w:ind w:left="0"/>
-        <w:divId w:val="1032195301"/>
+        <w:divId w:val="886916792"/>
         <w:rPr>
           <w:rFonts w:ascii="微軟正黑體" w:eastAsia="微軟正黑體" w:hAnsi="微軟正黑體" w:hint="eastAsia"/>
           <w:color w:val="1A1A1A"/>
@@ -2407,7 +2351,7 @@
         </w:numPr>
         <w:spacing w:before="100" w:beforeAutospacing="1" w:after="100" w:afterAutospacing="1"/>
         <w:ind w:left="0"/>
-        <w:divId w:val="1032195301"/>
+        <w:divId w:val="886916792"/>
         <w:rPr>
           <w:rFonts w:ascii="微軟正黑體" w:eastAsia="微軟正黑體" w:hAnsi="微軟正黑體" w:hint="eastAsia"/>
           <w:color w:val="1A1A1A"/>
@@ -2432,7 +2376,14 @@
           <w:rFonts w:ascii="微軟正黑體" w:eastAsia="微軟正黑體" w:hAnsi="微軟正黑體" w:hint="eastAsia"/>
           <w:color w:val="1A1A1A"/>
         </w:rPr>
-        <w:t>個問題後才開工）。</w:t>
+        <w:t>個問</w:t>
+      </w:r>
+      <w:r>
+        <w:rPr>
+          <w:rFonts w:ascii="微軟正黑體" w:eastAsia="微軟正黑體" w:hAnsi="微軟正黑體" w:hint="eastAsia"/>
+          <w:color w:val="1A1A1A"/>
+        </w:rPr>
+        <w:t>題後才開工）。</w:t>
       </w:r>
     </w:p>
     <w:p>
@@ -2443,7 +2394,7 @@
         </w:numPr>
         <w:spacing w:before="100" w:beforeAutospacing="1" w:after="100" w:afterAutospacing="1"/>
         <w:ind w:left="0"/>
-        <w:divId w:val="1032195301"/>
+        <w:divId w:val="886916792"/>
         <w:rPr>
           <w:rFonts w:ascii="微軟正黑體" w:eastAsia="微軟正黑體" w:hAnsi="微軟正黑體" w:hint="eastAsia"/>
           <w:color w:val="1A1A1A"/>
@@ -2475,7 +2426,7 @@
       <w:pPr>
         <w:pStyle w:val="2"/>
         <w:ind w:left="210"/>
-        <w:divId w:val="1032195301"/>
+        <w:divId w:val="886916792"/>
         <w:rPr>
           <w:rFonts w:ascii="微軟正黑體" w:eastAsia="微軟正黑體" w:hAnsi="微軟正黑體" w:hint="eastAsia"/>
         </w:rPr>
@@ -2504,7 +2455,7 @@
       </w:tblGrid>
       <w:tr>
         <w:trPr>
-          <w:divId w:val="1032195301"/>
+          <w:divId w:val="886916792"/>
         </w:trPr>
         <w:tc>
           <w:tcPr>
@@ -2587,7 +2538,7 @@
       </w:tr>
       <w:tr>
         <w:trPr>
-          <w:divId w:val="1032195301"/>
+          <w:divId w:val="886916792"/>
         </w:trPr>
         <w:tc>
           <w:tcPr>
@@ -2688,7 +2639,7 @@
       </w:tr>
       <w:tr>
         <w:trPr>
-          <w:divId w:val="1032195301"/>
+          <w:divId w:val="886916792"/>
         </w:trPr>
         <w:tc>
           <w:tcPr>
@@ -2838,7 +2789,7 @@
       </w:tr>
       <w:tr>
         <w:trPr>
-          <w:divId w:val="1032195301"/>
+          <w:divId w:val="886916792"/>
         </w:trPr>
         <w:tc>
           <w:tcPr>
@@ -2914,7 +2865,7 @@
       <w:pPr>
         <w:pStyle w:val="2"/>
         <w:ind w:left="210"/>
-        <w:divId w:val="1032195301"/>
+        <w:divId w:val="886916792"/>
         <w:rPr>
           <w:rFonts w:ascii="微軟正黑體" w:eastAsia="微軟正黑體" w:hAnsi="微軟正黑體" w:hint="eastAsia"/>
         </w:rPr>
@@ -2934,7 +2885,7 @@
         </w:numPr>
         <w:spacing w:before="100" w:beforeAutospacing="1" w:after="100" w:afterAutospacing="1"/>
         <w:ind w:left="0"/>
-        <w:divId w:val="1032195301"/>
+        <w:divId w:val="886916792"/>
         <w:rPr>
           <w:rFonts w:ascii="微軟正黑體" w:eastAsia="微軟正黑體" w:hAnsi="微軟正黑體" w:hint="eastAsia"/>
           <w:color w:val="1A1A1A"/>
@@ -3005,7 +2956,7 @@
         </w:numPr>
         <w:spacing w:before="100" w:beforeAutospacing="1" w:after="100" w:afterAutospacing="1"/>
         <w:ind w:left="0"/>
-        <w:divId w:val="1032195301"/>
+        <w:divId w:val="886916792"/>
         <w:rPr>
           <w:rFonts w:ascii="微軟正黑體" w:eastAsia="微軟正黑體" w:hAnsi="微軟正黑體" w:hint="eastAsia"/>
           <w:color w:val="1A1A1A"/>
@@ -3062,7 +3013,7 @@
         </w:numPr>
         <w:spacing w:before="100" w:beforeAutospacing="1" w:after="100" w:afterAutospacing="1"/>
         <w:ind w:left="0"/>
-        <w:divId w:val="1032195301"/>
+        <w:divId w:val="886916792"/>
         <w:rPr>
           <w:rFonts w:ascii="微軟正黑體" w:eastAsia="微軟正黑體" w:hAnsi="微軟正黑體" w:hint="eastAsia"/>
           <w:color w:val="1A1A1A"/>
@@ -3183,235 +3134,9 @@
 <file path=word/numbering.xml><?xml version="1.0" encoding="utf-8"?>
 <w:numbering xmlns:wpc="http://schemas.microsoft.com/office/word/2010/wordprocessingCanvas" xmlns:mc="http://schemas.openxmlformats.org/markup-compatibility/2006" xmlns:o="urn:schemas-microsoft-com:office:office" xmlns:r="http://schemas.openxmlformats.org/officeDocument/2006/relationships" xmlns:m="http://schemas.openxmlformats.org/officeDocument/2006/math" xmlns:v="urn:schemas-microsoft-com:vml" xmlns:wp14="http://schemas.microsoft.com/office/word/2010/wordprocessingDrawing" xmlns:wp="http://schemas.openxmlformats.org/drawingml/2006/wordprocessingDrawing" xmlns:w10="urn:schemas-microsoft-com:office:word" xmlns:w="http://schemas.openxmlformats.org/wordprocessingml/2006/main" xmlns:w14="http://schemas.microsoft.com/office/word/2010/wordml" xmlns:wpg="http://schemas.microsoft.com/office/word/2010/wordprocessingGroup" xmlns:wpi="http://schemas.microsoft.com/office/word/2010/wordprocessingInk" xmlns:wne="http://schemas.microsoft.com/office/word/2006/wordml" xmlns:wps="http://schemas.microsoft.com/office/word/2010/wordprocessingShape" mc:Ignorable="w14 wp14">
   <w:abstractNum w:abstractNumId="0">
-    <w:nsid w:val="0FBA7358"/>
+    <w:nsid w:val="13542348"/>
     <w:multiLevelType w:val="multilevel"/>
-    <w:tmpl w:val="9E3E5276"/>
-    <w:lvl w:ilvl="0">
-      <w:start w:val="1"/>
-      <w:numFmt w:val="decimal"/>
-      <w:lvlText w:val="%1."/>
-      <w:lvlJc w:val="left"/>
-      <w:pPr>
-        <w:tabs>
-          <w:tab w:val="num" w:pos="720"/>
-        </w:tabs>
-        <w:ind w:left="720" w:hanging="360"/>
-      </w:pPr>
-    </w:lvl>
-    <w:lvl w:ilvl="1" w:tentative="1">
-      <w:start w:val="1"/>
-      <w:numFmt w:val="decimal"/>
-      <w:lvlText w:val="%2."/>
-      <w:lvlJc w:val="left"/>
-      <w:pPr>
-        <w:tabs>
-          <w:tab w:val="num" w:pos="1440"/>
-        </w:tabs>
-        <w:ind w:left="1440" w:hanging="360"/>
-      </w:pPr>
-    </w:lvl>
-    <w:lvl w:ilvl="2" w:tentative="1">
-      <w:start w:val="1"/>
-      <w:numFmt w:val="decimal"/>
-      <w:lvlText w:val="%3."/>
-      <w:lvlJc w:val="left"/>
-      <w:pPr>
-        <w:tabs>
-          <w:tab w:val="num" w:pos="2160"/>
-        </w:tabs>
-        <w:ind w:left="2160" w:hanging="360"/>
-      </w:pPr>
-    </w:lvl>
-    <w:lvl w:ilvl="3" w:tentative="1">
-      <w:start w:val="1"/>
-      <w:numFmt w:val="decimal"/>
-      <w:lvlText w:val="%4."/>
-      <w:lvlJc w:val="left"/>
-      <w:pPr>
-        <w:tabs>
-          <w:tab w:val="num" w:pos="2880"/>
-        </w:tabs>
-        <w:ind w:left="2880" w:hanging="360"/>
-      </w:pPr>
-    </w:lvl>
-    <w:lvl w:ilvl="4" w:tentative="1">
-      <w:start w:val="1"/>
-      <w:numFmt w:val="decimal"/>
-      <w:lvlText w:val="%5."/>
-      <w:lvlJc w:val="left"/>
-      <w:pPr>
-        <w:tabs>
-          <w:tab w:val="num" w:pos="3600"/>
-        </w:tabs>
-        <w:ind w:left="3600" w:hanging="360"/>
-      </w:pPr>
-    </w:lvl>
-    <w:lvl w:ilvl="5" w:tentative="1">
-      <w:start w:val="1"/>
-      <w:numFmt w:val="decimal"/>
-      <w:lvlText w:val="%6."/>
-      <w:lvlJc w:val="left"/>
-      <w:pPr>
-        <w:tabs>
-          <w:tab w:val="num" w:pos="4320"/>
-        </w:tabs>
-        <w:ind w:left="4320" w:hanging="360"/>
-      </w:pPr>
-    </w:lvl>
-    <w:lvl w:ilvl="6" w:tentative="1">
-      <w:start w:val="1"/>
-      <w:numFmt w:val="decimal"/>
-      <w:lvlText w:val="%7."/>
-      <w:lvlJc w:val="left"/>
-      <w:pPr>
-        <w:tabs>
-          <w:tab w:val="num" w:pos="5040"/>
-        </w:tabs>
-        <w:ind w:left="5040" w:hanging="360"/>
-      </w:pPr>
-    </w:lvl>
-    <w:lvl w:ilvl="7" w:tentative="1">
-      <w:start w:val="1"/>
-      <w:numFmt w:val="decimal"/>
-      <w:lvlText w:val="%8."/>
-      <w:lvlJc w:val="left"/>
-      <w:pPr>
-        <w:tabs>
-          <w:tab w:val="num" w:pos="5760"/>
-        </w:tabs>
-        <w:ind w:left="5760" w:hanging="360"/>
-      </w:pPr>
-    </w:lvl>
-    <w:lvl w:ilvl="8" w:tentative="1">
-      <w:start w:val="1"/>
-      <w:numFmt w:val="decimal"/>
-      <w:lvlText w:val="%9."/>
-      <w:lvlJc w:val="left"/>
-      <w:pPr>
-        <w:tabs>
-          <w:tab w:val="num" w:pos="6480"/>
-        </w:tabs>
-        <w:ind w:left="6480" w:hanging="360"/>
-      </w:pPr>
-    </w:lvl>
-  </w:abstractNum>
-  <w:abstractNum w:abstractNumId="1">
-    <w:nsid w:val="20D36AFA"/>
-    <w:multiLevelType w:val="multilevel"/>
-    <w:tmpl w:val="AB3800B4"/>
-    <w:lvl w:ilvl="0">
-      <w:start w:val="1"/>
-      <w:numFmt w:val="decimal"/>
-      <w:lvlText w:val="%1."/>
-      <w:lvlJc w:val="left"/>
-      <w:pPr>
-        <w:tabs>
-          <w:tab w:val="num" w:pos="720"/>
-        </w:tabs>
-        <w:ind w:left="720" w:hanging="360"/>
-      </w:pPr>
-    </w:lvl>
-    <w:lvl w:ilvl="1" w:tentative="1">
-      <w:start w:val="1"/>
-      <w:numFmt w:val="decimal"/>
-      <w:lvlText w:val="%2."/>
-      <w:lvlJc w:val="left"/>
-      <w:pPr>
-        <w:tabs>
-          <w:tab w:val="num" w:pos="1440"/>
-        </w:tabs>
-        <w:ind w:left="1440" w:hanging="360"/>
-      </w:pPr>
-    </w:lvl>
-    <w:lvl w:ilvl="2" w:tentative="1">
-      <w:start w:val="1"/>
-      <w:numFmt w:val="decimal"/>
-      <w:lvlText w:val="%3."/>
-      <w:lvlJc w:val="left"/>
-      <w:pPr>
-        <w:tabs>
-          <w:tab w:val="num" w:pos="2160"/>
-        </w:tabs>
-        <w:ind w:left="2160" w:hanging="360"/>
-      </w:pPr>
-    </w:lvl>
-    <w:lvl w:ilvl="3" w:tentative="1">
-      <w:start w:val="1"/>
-      <w:numFmt w:val="decimal"/>
-      <w:lvlText w:val="%4."/>
-      <w:lvlJc w:val="left"/>
-      <w:pPr>
-        <w:tabs>
-          <w:tab w:val="num" w:pos="2880"/>
-        </w:tabs>
-        <w:ind w:left="2880" w:hanging="360"/>
-      </w:pPr>
-    </w:lvl>
-    <w:lvl w:ilvl="4" w:tentative="1">
-      <w:start w:val="1"/>
-      <w:numFmt w:val="decimal"/>
-      <w:lvlText w:val="%5."/>
-      <w:lvlJc w:val="left"/>
-      <w:pPr>
-        <w:tabs>
-          <w:tab w:val="num" w:pos="3600"/>
-        </w:tabs>
-        <w:ind w:left="3600" w:hanging="360"/>
-      </w:pPr>
-    </w:lvl>
-    <w:lvl w:ilvl="5" w:tentative="1">
-      <w:start w:val="1"/>
-      <w:numFmt w:val="decimal"/>
-      <w:lvlText w:val="%6."/>
-      <w:lvlJc w:val="left"/>
-      <w:pPr>
-        <w:tabs>
-          <w:tab w:val="num" w:pos="4320"/>
-        </w:tabs>
-        <w:ind w:left="4320" w:hanging="360"/>
-      </w:pPr>
-    </w:lvl>
-    <w:lvl w:ilvl="6" w:tentative="1">
-      <w:start w:val="1"/>
-      <w:numFmt w:val="decimal"/>
-      <w:lvlText w:val="%7."/>
-      <w:lvlJc w:val="left"/>
-      <w:pPr>
-        <w:tabs>
-          <w:tab w:val="num" w:pos="5040"/>
-        </w:tabs>
-        <w:ind w:left="5040" w:hanging="360"/>
-      </w:pPr>
-    </w:lvl>
-    <w:lvl w:ilvl="7" w:tentative="1">
-      <w:start w:val="1"/>
-      <w:numFmt w:val="decimal"/>
-      <w:lvlText w:val="%8."/>
-      <w:lvlJc w:val="left"/>
-      <w:pPr>
-        <w:tabs>
-          <w:tab w:val="num" w:pos="5760"/>
-        </w:tabs>
-        <w:ind w:left="5760" w:hanging="360"/>
-      </w:pPr>
-    </w:lvl>
-    <w:lvl w:ilvl="8" w:tentative="1">
-      <w:start w:val="1"/>
-      <w:numFmt w:val="decimal"/>
-      <w:lvlText w:val="%9."/>
-      <w:lvlJc w:val="left"/>
-      <w:pPr>
-        <w:tabs>
-          <w:tab w:val="num" w:pos="6480"/>
-        </w:tabs>
-        <w:ind w:left="6480" w:hanging="360"/>
-      </w:pPr>
-    </w:lvl>
-  </w:abstractNum>
-  <w:abstractNum w:abstractNumId="2">
-    <w:nsid w:val="4BBA5B1F"/>
-    <w:multiLevelType w:val="multilevel"/>
-    <w:tmpl w:val="F6164A4E"/>
+    <w:tmpl w:val="8346AC3C"/>
     <w:lvl w:ilvl="0">
       <w:start w:val="1"/>
       <w:numFmt w:val="bullet"/>
@@ -3557,10 +3282,10 @@
       </w:rPr>
     </w:lvl>
   </w:abstractNum>
-  <w:abstractNum w:abstractNumId="3">
-    <w:nsid w:val="70F94FCA"/>
+  <w:abstractNum w:abstractNumId="1">
+    <w:nsid w:val="1CFB78F6"/>
     <w:multiLevelType w:val="multilevel"/>
-    <w:tmpl w:val="7F6CCD5A"/>
+    <w:tmpl w:val="A4747A8E"/>
     <w:lvl w:ilvl="0">
       <w:start w:val="1"/>
       <w:numFmt w:val="bullet"/>
@@ -3706,10 +3431,123 @@
       </w:rPr>
     </w:lvl>
   </w:abstractNum>
-  <w:abstractNum w:abstractNumId="4">
-    <w:nsid w:val="7F4C4C61"/>
+  <w:abstractNum w:abstractNumId="2">
+    <w:nsid w:val="52303CE9"/>
     <w:multiLevelType w:val="multilevel"/>
-    <w:tmpl w:val="FAA65C0E"/>
+    <w:tmpl w:val="DA5EF9D8"/>
+    <w:lvl w:ilvl="0">
+      <w:start w:val="1"/>
+      <w:numFmt w:val="decimal"/>
+      <w:lvlText w:val="%1."/>
+      <w:lvlJc w:val="left"/>
+      <w:pPr>
+        <w:tabs>
+          <w:tab w:val="num" w:pos="720"/>
+        </w:tabs>
+        <w:ind w:left="720" w:hanging="360"/>
+      </w:pPr>
+    </w:lvl>
+    <w:lvl w:ilvl="1" w:tentative="1">
+      <w:start w:val="1"/>
+      <w:numFmt w:val="decimal"/>
+      <w:lvlText w:val="%2."/>
+      <w:lvlJc w:val="left"/>
+      <w:pPr>
+        <w:tabs>
+          <w:tab w:val="num" w:pos="1440"/>
+        </w:tabs>
+        <w:ind w:left="1440" w:hanging="360"/>
+      </w:pPr>
+    </w:lvl>
+    <w:lvl w:ilvl="2" w:tentative="1">
+      <w:start w:val="1"/>
+      <w:numFmt w:val="decimal"/>
+      <w:lvlText w:val="%3."/>
+      <w:lvlJc w:val="left"/>
+      <w:pPr>
+        <w:tabs>
+          <w:tab w:val="num" w:pos="2160"/>
+        </w:tabs>
+        <w:ind w:left="2160" w:hanging="360"/>
+      </w:pPr>
+    </w:lvl>
+    <w:lvl w:ilvl="3" w:tentative="1">
+      <w:start w:val="1"/>
+      <w:numFmt w:val="decimal"/>
+      <w:lvlText w:val="%4."/>
+      <w:lvlJc w:val="left"/>
+      <w:pPr>
+        <w:tabs>
+          <w:tab w:val="num" w:pos="2880"/>
+        </w:tabs>
+        <w:ind w:left="2880" w:hanging="360"/>
+      </w:pPr>
+    </w:lvl>
+    <w:lvl w:ilvl="4" w:tentative="1">
+      <w:start w:val="1"/>
+      <w:numFmt w:val="decimal"/>
+      <w:lvlText w:val="%5."/>
+      <w:lvlJc w:val="left"/>
+      <w:pPr>
+        <w:tabs>
+          <w:tab w:val="num" w:pos="3600"/>
+        </w:tabs>
+        <w:ind w:left="3600" w:hanging="360"/>
+      </w:pPr>
+    </w:lvl>
+    <w:lvl w:ilvl="5" w:tentative="1">
+      <w:start w:val="1"/>
+      <w:numFmt w:val="decimal"/>
+      <w:lvlText w:val="%6."/>
+      <w:lvlJc w:val="left"/>
+      <w:pPr>
+        <w:tabs>
+          <w:tab w:val="num" w:pos="4320"/>
+        </w:tabs>
+        <w:ind w:left="4320" w:hanging="360"/>
+      </w:pPr>
+    </w:lvl>
+    <w:lvl w:ilvl="6" w:tentative="1">
+      <w:start w:val="1"/>
+      <w:numFmt w:val="decimal"/>
+      <w:lvlText w:val="%7."/>
+      <w:lvlJc w:val="left"/>
+      <w:pPr>
+        <w:tabs>
+          <w:tab w:val="num" w:pos="5040"/>
+        </w:tabs>
+        <w:ind w:left="5040" w:hanging="360"/>
+      </w:pPr>
+    </w:lvl>
+    <w:lvl w:ilvl="7" w:tentative="1">
+      <w:start w:val="1"/>
+      <w:numFmt w:val="decimal"/>
+      <w:lvlText w:val="%8."/>
+      <w:lvlJc w:val="left"/>
+      <w:pPr>
+        <w:tabs>
+          <w:tab w:val="num" w:pos="5760"/>
+        </w:tabs>
+        <w:ind w:left="5760" w:hanging="360"/>
+      </w:pPr>
+    </w:lvl>
+    <w:lvl w:ilvl="8" w:tentative="1">
+      <w:start w:val="1"/>
+      <w:numFmt w:val="decimal"/>
+      <w:lvlText w:val="%9."/>
+      <w:lvlJc w:val="left"/>
+      <w:pPr>
+        <w:tabs>
+          <w:tab w:val="num" w:pos="6480"/>
+        </w:tabs>
+        <w:ind w:left="6480" w:hanging="360"/>
+      </w:pPr>
+    </w:lvl>
+  </w:abstractNum>
+  <w:abstractNum w:abstractNumId="3">
+    <w:nsid w:val="5C5B5EC2"/>
+    <w:multiLevelType w:val="multilevel"/>
+    <w:tmpl w:val="21BCA388"/>
     <w:lvl w:ilvl="0">
       <w:start w:val="1"/>
       <w:numFmt w:val="bullet"/>
@@ -3855,20 +3693,133 @@
       </w:rPr>
     </w:lvl>
   </w:abstractNum>
+  <w:abstractNum w:abstractNumId="4">
+    <w:nsid w:val="6FFF47CB"/>
+    <w:multiLevelType w:val="multilevel"/>
+    <w:tmpl w:val="D6B4529E"/>
+    <w:lvl w:ilvl="0">
+      <w:start w:val="1"/>
+      <w:numFmt w:val="decimal"/>
+      <w:lvlText w:val="%1."/>
+      <w:lvlJc w:val="left"/>
+      <w:pPr>
+        <w:tabs>
+          <w:tab w:val="num" w:pos="720"/>
+        </w:tabs>
+        <w:ind w:left="720" w:hanging="360"/>
+      </w:pPr>
+    </w:lvl>
+    <w:lvl w:ilvl="1" w:tentative="1">
+      <w:start w:val="1"/>
+      <w:numFmt w:val="decimal"/>
+      <w:lvlText w:val="%2."/>
+      <w:lvlJc w:val="left"/>
+      <w:pPr>
+        <w:tabs>
+          <w:tab w:val="num" w:pos="1440"/>
+        </w:tabs>
+        <w:ind w:left="1440" w:hanging="360"/>
+      </w:pPr>
+    </w:lvl>
+    <w:lvl w:ilvl="2" w:tentative="1">
+      <w:start w:val="1"/>
+      <w:numFmt w:val="decimal"/>
+      <w:lvlText w:val="%3."/>
+      <w:lvlJc w:val="left"/>
+      <w:pPr>
+        <w:tabs>
+          <w:tab w:val="num" w:pos="2160"/>
+        </w:tabs>
+        <w:ind w:left="2160" w:hanging="360"/>
+      </w:pPr>
+    </w:lvl>
+    <w:lvl w:ilvl="3" w:tentative="1">
+      <w:start w:val="1"/>
+      <w:numFmt w:val="decimal"/>
+      <w:lvlText w:val="%4."/>
+      <w:lvlJc w:val="left"/>
+      <w:pPr>
+        <w:tabs>
+          <w:tab w:val="num" w:pos="2880"/>
+        </w:tabs>
+        <w:ind w:left="2880" w:hanging="360"/>
+      </w:pPr>
+    </w:lvl>
+    <w:lvl w:ilvl="4" w:tentative="1">
+      <w:start w:val="1"/>
+      <w:numFmt w:val="decimal"/>
+      <w:lvlText w:val="%5."/>
+      <w:lvlJc w:val="left"/>
+      <w:pPr>
+        <w:tabs>
+          <w:tab w:val="num" w:pos="3600"/>
+        </w:tabs>
+        <w:ind w:left="3600" w:hanging="360"/>
+      </w:pPr>
+    </w:lvl>
+    <w:lvl w:ilvl="5" w:tentative="1">
+      <w:start w:val="1"/>
+      <w:numFmt w:val="decimal"/>
+      <w:lvlText w:val="%6."/>
+      <w:lvlJc w:val="left"/>
+      <w:pPr>
+        <w:tabs>
+          <w:tab w:val="num" w:pos="4320"/>
+        </w:tabs>
+        <w:ind w:left="4320" w:hanging="360"/>
+      </w:pPr>
+    </w:lvl>
+    <w:lvl w:ilvl="6" w:tentative="1">
+      <w:start w:val="1"/>
+      <w:numFmt w:val="decimal"/>
+      <w:lvlText w:val="%7."/>
+      <w:lvlJc w:val="left"/>
+      <w:pPr>
+        <w:tabs>
+          <w:tab w:val="num" w:pos="5040"/>
+        </w:tabs>
+        <w:ind w:left="5040" w:hanging="360"/>
+      </w:pPr>
+    </w:lvl>
+    <w:lvl w:ilvl="7" w:tentative="1">
+      <w:start w:val="1"/>
+      <w:numFmt w:val="decimal"/>
+      <w:lvlText w:val="%8."/>
+      <w:lvlJc w:val="left"/>
+      <w:pPr>
+        <w:tabs>
+          <w:tab w:val="num" w:pos="5760"/>
+        </w:tabs>
+        <w:ind w:left="5760" w:hanging="360"/>
+      </w:pPr>
+    </w:lvl>
+    <w:lvl w:ilvl="8" w:tentative="1">
+      <w:start w:val="1"/>
+      <w:numFmt w:val="decimal"/>
+      <w:lvlText w:val="%9."/>
+      <w:lvlJc w:val="left"/>
+      <w:pPr>
+        <w:tabs>
+          <w:tab w:val="num" w:pos="6480"/>
+        </w:tabs>
+        <w:ind w:left="6480" w:hanging="360"/>
+      </w:pPr>
+    </w:lvl>
+  </w:abstractNum>
   <w:num w:numId="1">
-    <w:abstractNumId w:val="0"/>
+    <w:abstractNumId w:val="4"/>
   </w:num>
   <w:num w:numId="2">
     <w:abstractNumId w:val="3"/>
   </w:num>
   <w:num w:numId="3">
-    <w:abstractNumId w:val="2"/>
+    <w:abstractNumId w:val="1"/>
   </w:num>
   <w:num w:numId="4">
-    <w:abstractNumId w:val="4"/>
+    <w:abstractNumId w:val="0"/>
   </w:num>
   <w:num w:numId="5">
-    <w:abstractNumId w:val="1"/>
+    <w:abstractNumId w:val="2"/>
   </w:num>
 </w:numbering>
 </file>
@@ -4213,7 +4164,7 @@
     <w:link w:val="a5"/>
     <w:uiPriority w:val="99"/>
     <w:unhideWhenUsed/>
-    <w:rsid w:val="00C95850"/>
+    <w:rsid w:val="009A7BEC"/>
     <w:pPr>
       <w:tabs>
         <w:tab w:val="center" w:pos="4153"/>
@@ -4231,7 +4182,7 @@
     <w:basedOn w:val="a0"/>
     <w:link w:val="a4"/>
     <w:uiPriority w:val="99"/>
-    <w:rsid w:val="00C95850"/>
+    <w:rsid w:val="009A7BEC"/>
     <w:rPr>
       <w:rFonts w:ascii="新細明體" w:eastAsia="新細明體" w:hAnsi="新細明體" w:cs="新細明體"/>
     </w:rPr>
@@ -4242,7 +4193,7 @@
     <w:link w:val="a7"/>
     <w:uiPriority w:val="99"/>
     <w:unhideWhenUsed/>
-    <w:rsid w:val="00C95850"/>
+    <w:rsid w:val="009A7BEC"/>
     <w:pPr>
       <w:tabs>
         <w:tab w:val="center" w:pos="4153"/>
@@ -4260,7 +4211,7 @@
     <w:basedOn w:val="a0"/>
     <w:link w:val="a6"/>
     <w:uiPriority w:val="99"/>
-    <w:rsid w:val="00C95850"/>
+    <w:rsid w:val="009A7BEC"/>
     <w:rPr>
       <w:rFonts w:ascii="新細明體" w:eastAsia="新細明體" w:hAnsi="新細明體" w:cs="新細明體"/>
     </w:rPr>
@@ -4608,7 +4559,7 @@
     <w:link w:val="a5"/>
     <w:uiPriority w:val="99"/>
     <w:unhideWhenUsed/>
-    <w:rsid w:val="00C95850"/>
+    <w:rsid w:val="009A7BEC"/>
     <w:pPr>
       <w:tabs>
         <w:tab w:val="center" w:pos="4153"/>
@@ -4626,7 +4577,7 @@
     <w:basedOn w:val="a0"/>
     <w:link w:val="a4"/>
     <w:uiPriority w:val="99"/>
-    <w:rsid w:val="00C95850"/>
+    <w:rsid w:val="009A7BEC"/>
     <w:rPr>
       <w:rFonts w:ascii="新細明體" w:eastAsia="新細明體" w:hAnsi="新細明體" w:cs="新細明體"/>
     </w:rPr>
@@ -4637,7 +4588,7 @@
     <w:link w:val="a7"/>
     <w:uiPriority w:val="99"/>
     <w:unhideWhenUsed/>
-    <w:rsid w:val="00C95850"/>
+    <w:rsid w:val="009A7BEC"/>
     <w:pPr>
       <w:tabs>
         <w:tab w:val="center" w:pos="4153"/>
@@ -4655,7 +4606,7 @@
     <w:basedOn w:val="a0"/>
     <w:link w:val="a6"/>
     <w:uiPriority w:val="99"/>
-    <w:rsid w:val="00C95850"/>
+    <w:rsid w:val="009A7BEC"/>
     <w:rPr>
       <w:rFonts w:ascii="新細明體" w:eastAsia="新細明體" w:hAnsi="新細明體" w:cs="新細明體"/>
     </w:rPr>

--- a/docs/plan/PROJECT_PLAN.docx
+++ b/docs/plan/PROJECT_PLAN.docx
@@ -5,7 +5,7 @@
     <w:p>
       <w:pPr>
         <w:pStyle w:val="1"/>
-        <w:divId w:val="886916792"/>
+        <w:divId w:val="2091459229"/>
         <w:rPr>
           <w:rFonts w:ascii="微軟正黑體" w:eastAsia="微軟正黑體" w:hAnsi="微軟正黑體"/>
           <w:color w:val="1A1A1A"/>
@@ -38,7 +38,7 @@
     <w:p>
       <w:pPr>
         <w:pStyle w:val="meta"/>
-        <w:divId w:val="886916792"/>
+        <w:divId w:val="2091459229"/>
         <w:rPr>
           <w:rFonts w:ascii="微軟正黑體" w:eastAsia="微軟正黑體" w:hAnsi="微軟正黑體" w:hint="eastAsia"/>
         </w:rPr>
@@ -136,47 +136,176 @@
     </w:p>
     <w:p>
       <w:pPr>
-        <w:pStyle w:val="2"/>
-        <w:divId w:val="886916792"/>
-        <w:rPr>
-          <w:rFonts w:ascii="微軟正黑體" w:eastAsia="微軟正黑體" w:hAnsi="微軟正黑體" w:hint="eastAsia"/>
-        </w:rPr>
-      </w:pPr>
-      <w:r>
-        <w:rPr>
-          <w:rFonts w:ascii="微軟正黑體" w:eastAsia="微軟正黑體" w:hAnsi="微軟正黑體" w:hint="eastAsia"/>
-        </w:rPr>
-        <w:t>一、這個系統要做到什麼（一句話）</w:t>
+        <w:pStyle w:val="warn"/>
+        <w:divId w:val="2091459229"/>
+        <w:rPr>
+          <w:rFonts w:ascii="微軟正黑體" w:eastAsia="微軟正黑體" w:hAnsi="微軟正黑體" w:hint="eastAsia"/>
+          <w:color w:val="1A1A1A"/>
+        </w:rPr>
+      </w:pPr>
+      <w:r>
+        <w:rPr>
+          <w:rStyle w:val="a3"/>
+          <w:rFonts w:ascii="微軟正黑體" w:eastAsia="微軟正黑體" w:hAnsi="微軟正黑體" w:hint="eastAsia"/>
+        </w:rPr>
+        <w:t>給</w:t>
+      </w:r>
+      <w:r>
+        <w:rPr>
+          <w:rStyle w:val="a3"/>
+          <w:rFonts w:ascii="微軟正黑體" w:eastAsia="微軟正黑體" w:hAnsi="微軟正黑體" w:hint="eastAsia"/>
+        </w:rPr>
+        <w:t xml:space="preserve"> AI </w:t>
+      </w:r>
+      <w:r>
+        <w:rPr>
+          <w:rStyle w:val="a3"/>
+          <w:rFonts w:ascii="微軟正黑體" w:eastAsia="微軟正黑體" w:hAnsi="微軟正黑體" w:hint="eastAsia"/>
+        </w:rPr>
+        <w:t>用的詳細版在同目錄</w:t>
+      </w:r>
+      <w:r>
+        <w:rPr>
+          <w:rStyle w:val="a3"/>
+          <w:rFonts w:ascii="微軟正黑體" w:eastAsia="微軟正黑體" w:hAnsi="微軟正黑體" w:hint="eastAsia"/>
+        </w:rPr>
+        <w:t xml:space="preserve"> AI_HANDOFF.md</w:t>
+      </w:r>
+      <w:r>
+        <w:rPr>
+          <w:rFonts w:ascii="微軟正黑體" w:eastAsia="微軟正黑體" w:hAnsi="微軟正黑體" w:hint="eastAsia"/>
+          <w:color w:val="1A1A1A"/>
+        </w:rPr>
+        <w:t>：要讓</w:t>
+      </w:r>
+      <w:r>
+        <w:rPr>
+          <w:rFonts w:ascii="微軟正黑體" w:eastAsia="微軟正黑體" w:hAnsi="微軟正黑體" w:hint="eastAsia"/>
+          <w:color w:val="1A1A1A"/>
+        </w:rPr>
+        <w:t xml:space="preserve"> ChatGPT </w:t>
+      </w:r>
+      <w:r>
+        <w:rPr>
+          <w:rFonts w:ascii="微軟正黑體" w:eastAsia="微軟正黑體" w:hAnsi="微軟正黑體" w:hint="eastAsia"/>
+          <w:color w:val="1A1A1A"/>
+        </w:rPr>
+        <w:t>規劃</w:t>
+      </w:r>
+      <w:r>
+        <w:rPr>
+          <w:rFonts w:ascii="微軟正黑體" w:eastAsia="微軟正黑體" w:hAnsi="微軟正黑體" w:hint="eastAsia"/>
+          <w:color w:val="1A1A1A"/>
+        </w:rPr>
+        <w:t>/</w:t>
+      </w:r>
+      <w:r>
+        <w:rPr>
+          <w:rFonts w:ascii="微軟正黑體" w:eastAsia="微軟正黑體" w:hAnsi="微軟正黑體" w:hint="eastAsia"/>
+          <w:color w:val="1A1A1A"/>
+        </w:rPr>
+        <w:t>審查→整份上傳給它；要讓</w:t>
+      </w:r>
+      <w:r>
+        <w:rPr>
+          <w:rFonts w:ascii="微軟正黑體" w:eastAsia="微軟正黑體" w:hAnsi="微軟正黑體" w:hint="eastAsia"/>
+          <w:color w:val="1A1A1A"/>
+        </w:rPr>
+        <w:t xml:space="preserve"> Claude Code </w:t>
+      </w:r>
+      <w:r>
+        <w:rPr>
+          <w:rFonts w:ascii="微軟正黑體" w:eastAsia="微軟正黑體" w:hAnsi="微軟正黑體" w:hint="eastAsia"/>
+          <w:color w:val="1A1A1A"/>
+        </w:rPr>
+        <w:t>開工→照該檔</w:t>
+      </w:r>
+      <w:r>
+        <w:rPr>
+          <w:rFonts w:ascii="微軟正黑體" w:eastAsia="微軟正黑體" w:hAnsi="微軟正黑體" w:hint="eastAsia"/>
+          <w:color w:val="1A1A1A"/>
+        </w:rPr>
+        <w:t xml:space="preserve"> </w:t>
+      </w:r>
+      <w:r>
+        <w:rPr>
+          <w:rFonts w:ascii="微軟正黑體" w:eastAsia="微軟正黑體" w:hAnsi="微軟正黑體" w:hint="eastAsia"/>
+          <w:color w:val="1A1A1A"/>
+        </w:rPr>
+        <w:t>§</w:t>
+      </w:r>
+      <w:r>
+        <w:rPr>
+          <w:rFonts w:ascii="微軟正黑體" w:eastAsia="微軟正黑體" w:hAnsi="微軟正黑體" w:hint="eastAsia"/>
+          <w:color w:val="1A1A1A"/>
+        </w:rPr>
+        <w:t xml:space="preserve">6 </w:t>
+      </w:r>
+      <w:r>
+        <w:rPr>
+          <w:rFonts w:ascii="微軟正黑體" w:eastAsia="微軟正黑體" w:hAnsi="微軟正黑體" w:hint="eastAsia"/>
+          <w:color w:val="1A1A1A"/>
+        </w:rPr>
+        <w:t>模板貼任務單（開頭必寫「你是</w:t>
+      </w:r>
+      <w:r>
+        <w:rPr>
+          <w:rFonts w:ascii="微軟正黑體" w:eastAsia="微軟正黑體" w:hAnsi="微軟正黑體" w:hint="eastAsia"/>
+          <w:color w:val="1A1A1A"/>
+        </w:rPr>
+        <w:t xml:space="preserve"> Claude A</w:t>
+      </w:r>
+      <w:r>
+        <w:rPr>
+          <w:rFonts w:ascii="微軟正黑體" w:eastAsia="微軟正黑體" w:hAnsi="微軟正黑體" w:hint="eastAsia"/>
+          <w:color w:val="1A1A1A"/>
+        </w:rPr>
+        <w:t>」）。本檔只是人類摘要。</w:t>
       </w:r>
     </w:p>
     <w:p>
       <w:pPr>
-        <w:pStyle w:val="Web"/>
-        <w:divId w:val="886916792"/>
-        <w:rPr>
-          <w:rFonts w:ascii="微軟正黑體" w:eastAsia="微軟正黑體" w:hAnsi="微軟正黑體" w:hint="eastAsia"/>
-          <w:color w:val="1A1A1A"/>
-        </w:rPr>
-      </w:pPr>
-      <w:r>
-        <w:rPr>
-          <w:rStyle w:val="a3"/>
-          <w:rFonts w:ascii="微軟正黑體" w:eastAsia="微軟正黑體" w:hAnsi="微軟正黑體" w:hint="eastAsia"/>
-        </w:rPr>
-        <w:t>老闆少算、少複製、少漏單；客人快速下單、馬上看到總額。</w:t>
-      </w:r>
-      <w:r>
-        <w:rPr>
-          <w:rFonts w:ascii="微軟正黑體" w:eastAsia="微軟正黑體" w:hAnsi="微軟正黑體" w:hint="eastAsia"/>
-          <w:color w:val="1A1A1A"/>
-        </w:rPr>
-        <w:t>你最後只負責包貨、出貨。</w:t>
+        <w:pStyle w:val="2"/>
+        <w:divId w:val="2091459229"/>
+        <w:rPr>
+          <w:rFonts w:ascii="微軟正黑體" w:eastAsia="微軟正黑體" w:hAnsi="微軟正黑體" w:hint="eastAsia"/>
+        </w:rPr>
+      </w:pPr>
+      <w:r>
+        <w:rPr>
+          <w:rFonts w:ascii="微軟正黑體" w:eastAsia="微軟正黑體" w:hAnsi="微軟正黑體" w:hint="eastAsia"/>
+        </w:rPr>
+        <w:t>一、這個系統要做到什麼（一句話）</w:t>
       </w:r>
     </w:p>
     <w:p>
       <w:pPr>
+        <w:pStyle w:val="Web"/>
+        <w:divId w:val="2091459229"/>
+        <w:rPr>
+          <w:rFonts w:ascii="微軟正黑體" w:eastAsia="微軟正黑體" w:hAnsi="微軟正黑體" w:hint="eastAsia"/>
+          <w:color w:val="1A1A1A"/>
+        </w:rPr>
+      </w:pPr>
+      <w:r>
+        <w:rPr>
+          <w:rStyle w:val="a3"/>
+          <w:rFonts w:ascii="微軟正黑體" w:eastAsia="微軟正黑體" w:hAnsi="微軟正黑體" w:hint="eastAsia"/>
+        </w:rPr>
+        <w:t>老闆少算、少複製、少漏單；客人快速下單、馬上看到總額。</w:t>
+      </w:r>
+      <w:r>
+        <w:rPr>
+          <w:rFonts w:ascii="微軟正黑體" w:eastAsia="微軟正黑體" w:hAnsi="微軟正黑體" w:hint="eastAsia"/>
+          <w:color w:val="1A1A1A"/>
+        </w:rPr>
+        <w:t>你最後只負責包貨、出貨。</w:t>
+      </w:r>
+    </w:p>
+    <w:p>
+      <w:pPr>
         <w:pStyle w:val="2"/>
-        <w:divId w:val="886916792"/>
+        <w:divId w:val="2091459229"/>
         <w:rPr>
           <w:rFonts w:ascii="微軟正黑體" w:eastAsia="微軟正黑體" w:hAnsi="微軟正黑體" w:hint="eastAsia"/>
         </w:rPr>
@@ -205,7 +334,7 @@
       </w:tblGrid>
       <w:tr>
         <w:trPr>
-          <w:divId w:val="886916792"/>
+          <w:divId w:val="2091459229"/>
         </w:trPr>
         <w:tc>
           <w:tcPr>
@@ -288,7 +417,7 @@
       </w:tr>
       <w:tr>
         <w:trPr>
-          <w:divId w:val="886916792"/>
+          <w:divId w:val="2091459229"/>
         </w:trPr>
         <w:tc>
           <w:tcPr>
@@ -375,7 +504,7 @@
       </w:tr>
       <w:tr>
         <w:trPr>
-          <w:divId w:val="886916792"/>
+          <w:divId w:val="2091459229"/>
         </w:trPr>
         <w:tc>
           <w:tcPr>
@@ -483,7 +612,7 @@
       </w:tr>
       <w:tr>
         <w:trPr>
-          <w:divId w:val="886916792"/>
+          <w:divId w:val="2091459229"/>
         </w:trPr>
         <w:tc>
           <w:tcPr>
@@ -584,7 +713,7 @@
       </w:tr>
       <w:tr>
         <w:trPr>
-          <w:divId w:val="886916792"/>
+          <w:divId w:val="2091459229"/>
         </w:trPr>
         <w:tc>
           <w:tcPr>
@@ -671,7 +800,7 @@
       </w:tr>
       <w:tr>
         <w:trPr>
-          <w:divId w:val="886916792"/>
+          <w:divId w:val="2091459229"/>
         </w:trPr>
         <w:tc>
           <w:tcPr>
@@ -758,7 +887,7 @@
       </w:tr>
       <w:tr>
         <w:trPr>
-          <w:divId w:val="886916792"/>
+          <w:divId w:val="2091459229"/>
         </w:trPr>
         <w:tc>
           <w:tcPr>
@@ -790,6 +919,7 @@
                 <w:rStyle w:val="a3"/>
                 <w:rFonts w:ascii="微軟正黑體" w:eastAsia="微軟正黑體" w:hAnsi="微軟正黑體" w:hint="eastAsia"/>
               </w:rPr>
+              <w:lastRenderedPageBreak/>
               <w:t>成本與毛利計算</w:t>
             </w:r>
           </w:p>
@@ -845,7 +975,7 @@
       </w:tr>
       <w:tr>
         <w:trPr>
-          <w:divId w:val="886916792"/>
+          <w:divId w:val="2091459229"/>
         </w:trPr>
         <w:tc>
           <w:tcPr>
@@ -877,7 +1007,6 @@
                 <w:rFonts w:ascii="微軟正黑體" w:eastAsia="微軟正黑體" w:hAnsi="微軟正黑體" w:hint="eastAsia"/>
                 <w:color w:val="1A1A1A"/>
               </w:rPr>
-              <w:lastRenderedPageBreak/>
               <w:t xml:space="preserve">AI </w:t>
             </w:r>
             <w:r>
@@ -970,7 +1099,7 @@
     <w:p>
       <w:pPr>
         <w:pStyle w:val="2"/>
-        <w:divId w:val="886916792"/>
+        <w:divId w:val="2091459229"/>
         <w:rPr>
           <w:rFonts w:ascii="微軟正黑體" w:eastAsia="微軟正黑體" w:hAnsi="微軟正黑體" w:hint="eastAsia"/>
         </w:rPr>
@@ -1002,7 +1131,7 @@
         </w:numPr>
         <w:spacing w:before="100" w:beforeAutospacing="1" w:after="100" w:afterAutospacing="1"/>
         <w:ind w:left="0"/>
-        <w:divId w:val="886916792"/>
+        <w:divId w:val="2091459229"/>
         <w:rPr>
           <w:rFonts w:ascii="微軟正黑體" w:eastAsia="微軟正黑體" w:hAnsi="微軟正黑體" w:hint="eastAsia"/>
           <w:color w:val="1A1A1A"/>
@@ -1087,7 +1216,7 @@
         </w:numPr>
         <w:spacing w:before="100" w:beforeAutospacing="1" w:after="100" w:afterAutospacing="1"/>
         <w:ind w:left="0"/>
-        <w:divId w:val="886916792"/>
+        <w:divId w:val="2091459229"/>
         <w:rPr>
           <w:rFonts w:ascii="微軟正黑體" w:eastAsia="微軟正黑體" w:hAnsi="微軟正黑體" w:hint="eastAsia"/>
           <w:color w:val="1A1A1A"/>
@@ -1119,13 +1248,20 @@
           <w:rFonts w:ascii="微軟正黑體" w:eastAsia="微軟正黑體" w:hAnsi="微軟正黑體" w:hint="eastAsia"/>
           <w:color w:val="1A1A1A"/>
         </w:rPr>
-        <w:t>變異費用分類等。等交通線做完、你想開了再開。</w:t>
+        <w:t>變異費用分類等。等交通</w:t>
+      </w:r>
+      <w:r>
+        <w:rPr>
+          <w:rFonts w:ascii="微軟正黑體" w:eastAsia="微軟正黑體" w:hAnsi="微軟正黑體" w:hint="eastAsia"/>
+          <w:color w:val="1A1A1A"/>
+        </w:rPr>
+        <w:t>線做完、你想開了再開。</w:t>
       </w:r>
     </w:p>
     <w:p>
       <w:pPr>
         <w:pStyle w:val="Web"/>
-        <w:divId w:val="886916792"/>
+        <w:divId w:val="2091459229"/>
         <w:rPr>
           <w:rFonts w:ascii="微軟正黑體" w:eastAsia="微軟正黑體" w:hAnsi="微軟正黑體" w:hint="eastAsia"/>
           <w:color w:val="1A1A1A"/>
@@ -1198,7 +1334,7 @@
     <w:p>
       <w:pPr>
         <w:pStyle w:val="2"/>
-        <w:divId w:val="886916792"/>
+        <w:divId w:val="2091459229"/>
         <w:rPr>
           <w:rFonts w:ascii="微軟正黑體" w:eastAsia="微軟正黑體" w:hAnsi="微軟正黑體" w:hint="eastAsia"/>
         </w:rPr>
@@ -1213,7 +1349,7 @@
     <w:p>
       <w:pPr>
         <w:pStyle w:val="3"/>
-        <w:divId w:val="886916792"/>
+        <w:divId w:val="2091459229"/>
         <w:rPr>
           <w:rFonts w:ascii="微軟正黑體" w:eastAsia="微軟正黑體" w:hAnsi="微軟正黑體" w:hint="eastAsia"/>
           <w:color w:val="1A1A1A"/>
@@ -1294,7 +1430,7 @@
       </w:tblGrid>
       <w:tr>
         <w:trPr>
-          <w:divId w:val="886916792"/>
+          <w:divId w:val="2091459229"/>
         </w:trPr>
         <w:tc>
           <w:tcPr>
@@ -1416,7 +1552,7 @@
       </w:tr>
       <w:tr>
         <w:trPr>
-          <w:divId w:val="886916792"/>
+          <w:divId w:val="2091459229"/>
         </w:trPr>
         <w:tc>
           <w:tcPr>
@@ -1523,7 +1659,7 @@
       </w:tr>
       <w:tr>
         <w:trPr>
-          <w:divId w:val="886916792"/>
+          <w:divId w:val="2091459229"/>
         </w:trPr>
         <w:tc>
           <w:tcPr>
@@ -1630,7 +1766,7 @@
       </w:tr>
       <w:tr>
         <w:trPr>
-          <w:divId w:val="886916792"/>
+          <w:divId w:val="2091459229"/>
         </w:trPr>
         <w:tc>
           <w:tcPr>
@@ -1746,7 +1882,7 @@
     <w:p>
       <w:pPr>
         <w:pStyle w:val="warn"/>
-        <w:divId w:val="886916792"/>
+        <w:divId w:val="2091459229"/>
         <w:rPr>
           <w:rFonts w:ascii="微軟正黑體" w:eastAsia="微軟正黑體" w:hAnsi="微軟正黑體" w:hint="eastAsia"/>
           <w:color w:val="1A1A1A"/>
@@ -1819,7 +1955,7 @@
     <w:p>
       <w:pPr>
         <w:pStyle w:val="3"/>
-        <w:divId w:val="886916792"/>
+        <w:divId w:val="2091459229"/>
         <w:rPr>
           <w:rFonts w:ascii="微軟正黑體" w:eastAsia="微軟正黑體" w:hAnsi="微軟正黑體" w:hint="eastAsia"/>
           <w:color w:val="1A1A1A"/>
@@ -1869,7 +2005,7 @@
         </w:numPr>
         <w:spacing w:before="100" w:beforeAutospacing="1" w:after="100" w:afterAutospacing="1"/>
         <w:ind w:left="0"/>
-        <w:divId w:val="886916792"/>
+        <w:divId w:val="2091459229"/>
         <w:rPr>
           <w:rFonts w:ascii="微軟正黑體" w:eastAsia="微軟正黑體" w:hAnsi="微軟正黑體" w:hint="eastAsia"/>
           <w:color w:val="1A1A1A"/>
@@ -1933,7 +2069,7 @@
         </w:numPr>
         <w:spacing w:before="100" w:beforeAutospacing="1" w:after="100" w:afterAutospacing="1"/>
         <w:ind w:left="0"/>
-        <w:divId w:val="886916792"/>
+        <w:divId w:val="2091459229"/>
         <w:rPr>
           <w:rFonts w:ascii="微軟正黑體" w:eastAsia="微軟正黑體" w:hAnsi="微軟正黑體" w:hint="eastAsia"/>
           <w:color w:val="1A1A1A"/>
@@ -2004,7 +2140,7 @@
         </w:numPr>
         <w:spacing w:before="100" w:beforeAutospacing="1" w:after="100" w:afterAutospacing="1"/>
         <w:ind w:left="0"/>
-        <w:divId w:val="886916792"/>
+        <w:divId w:val="2091459229"/>
         <w:rPr>
           <w:rFonts w:ascii="微軟正黑體" w:eastAsia="微軟正黑體" w:hAnsi="微軟正黑體" w:hint="eastAsia"/>
           <w:color w:val="1A1A1A"/>
@@ -2026,7 +2162,7 @@
         </w:numPr>
         <w:spacing w:before="100" w:beforeAutospacing="1" w:after="100" w:afterAutospacing="1"/>
         <w:ind w:left="0"/>
-        <w:divId w:val="886916792"/>
+        <w:divId w:val="2091459229"/>
         <w:rPr>
           <w:rFonts w:ascii="微軟正黑體" w:eastAsia="微軟正黑體" w:hAnsi="微軟正黑體" w:hint="eastAsia"/>
           <w:color w:val="1A1A1A"/>
@@ -2092,7 +2228,7 @@
     <w:p>
       <w:pPr>
         <w:pStyle w:val="3"/>
-        <w:divId w:val="886916792"/>
+        <w:divId w:val="2091459229"/>
         <w:rPr>
           <w:rFonts w:ascii="微軟正黑體" w:eastAsia="微軟正黑體" w:hAnsi="微軟正黑體" w:hint="eastAsia"/>
           <w:color w:val="1A1A1A"/>
@@ -2128,7 +2264,7 @@
         </w:numPr>
         <w:spacing w:before="100" w:beforeAutospacing="1" w:after="100" w:afterAutospacing="1"/>
         <w:ind w:left="0"/>
-        <w:divId w:val="886916792"/>
+        <w:divId w:val="2091459229"/>
         <w:rPr>
           <w:rFonts w:ascii="微軟正黑體" w:eastAsia="微軟正黑體" w:hAnsi="微軟正黑體" w:hint="eastAsia"/>
           <w:color w:val="1A1A1A"/>
@@ -2150,7 +2286,7 @@
         </w:numPr>
         <w:spacing w:before="100" w:beforeAutospacing="1" w:after="100" w:afterAutospacing="1"/>
         <w:ind w:left="0"/>
-        <w:divId w:val="886916792"/>
+        <w:divId w:val="2091459229"/>
         <w:rPr>
           <w:rFonts w:ascii="微軟正黑體" w:eastAsia="微軟正黑體" w:hAnsi="微軟正黑體" w:hint="eastAsia"/>
           <w:color w:val="1A1A1A"/>
@@ -2223,7 +2359,7 @@
     <w:p>
       <w:pPr>
         <w:pStyle w:val="3"/>
-        <w:divId w:val="886916792"/>
+        <w:divId w:val="2091459229"/>
         <w:rPr>
           <w:rFonts w:ascii="微軟正黑體" w:eastAsia="微軟正黑體" w:hAnsi="微軟正黑體" w:hint="eastAsia"/>
           <w:color w:val="1A1A1A"/>
@@ -2259,7 +2395,7 @@
         </w:numPr>
         <w:spacing w:before="100" w:beforeAutospacing="1" w:after="100" w:afterAutospacing="1"/>
         <w:ind w:left="0"/>
-        <w:divId w:val="886916792"/>
+        <w:divId w:val="2091459229"/>
         <w:rPr>
           <w:rFonts w:ascii="微軟正黑體" w:eastAsia="微軟正黑體" w:hAnsi="微軟正黑體" w:hint="eastAsia"/>
           <w:color w:val="1A1A1A"/>
@@ -2351,7 +2487,7 @@
         </w:numPr>
         <w:spacing w:before="100" w:beforeAutospacing="1" w:after="100" w:afterAutospacing="1"/>
         <w:ind w:left="0"/>
-        <w:divId w:val="886916792"/>
+        <w:divId w:val="2091459229"/>
         <w:rPr>
           <w:rFonts w:ascii="微軟正黑體" w:eastAsia="微軟正黑體" w:hAnsi="微軟正黑體" w:hint="eastAsia"/>
           <w:color w:val="1A1A1A"/>
@@ -2394,7 +2530,7 @@
         </w:numPr>
         <w:spacing w:before="100" w:beforeAutospacing="1" w:after="100" w:afterAutospacing="1"/>
         <w:ind w:left="0"/>
-        <w:divId w:val="886916792"/>
+        <w:divId w:val="2091459229"/>
         <w:rPr>
           <w:rFonts w:ascii="微軟正黑體" w:eastAsia="微軟正黑體" w:hAnsi="微軟正黑體" w:hint="eastAsia"/>
           <w:color w:val="1A1A1A"/>
@@ -2426,7 +2562,7 @@
       <w:pPr>
         <w:pStyle w:val="2"/>
         <w:ind w:left="210"/>
-        <w:divId w:val="886916792"/>
+        <w:divId w:val="2091459229"/>
         <w:rPr>
           <w:rFonts w:ascii="微軟正黑體" w:eastAsia="微軟正黑體" w:hAnsi="微軟正黑體" w:hint="eastAsia"/>
         </w:rPr>
@@ -2455,7 +2591,7 @@
       </w:tblGrid>
       <w:tr>
         <w:trPr>
-          <w:divId w:val="886916792"/>
+          <w:divId w:val="2091459229"/>
         </w:trPr>
         <w:tc>
           <w:tcPr>
@@ -2538,7 +2674,7 @@
       </w:tr>
       <w:tr>
         <w:trPr>
-          <w:divId w:val="886916792"/>
+          <w:divId w:val="2091459229"/>
         </w:trPr>
         <w:tc>
           <w:tcPr>
@@ -2639,7 +2775,7 @@
       </w:tr>
       <w:tr>
         <w:trPr>
-          <w:divId w:val="886916792"/>
+          <w:divId w:val="2091459229"/>
         </w:trPr>
         <w:tc>
           <w:tcPr>
@@ -2789,7 +2925,7 @@
       </w:tr>
       <w:tr>
         <w:trPr>
-          <w:divId w:val="886916792"/>
+          <w:divId w:val="2091459229"/>
         </w:trPr>
         <w:tc>
           <w:tcPr>
@@ -2865,7 +3001,7 @@
       <w:pPr>
         <w:pStyle w:val="2"/>
         <w:ind w:left="210"/>
-        <w:divId w:val="886916792"/>
+        <w:divId w:val="2091459229"/>
         <w:rPr>
           <w:rFonts w:ascii="微軟正黑體" w:eastAsia="微軟正黑體" w:hAnsi="微軟正黑體" w:hint="eastAsia"/>
         </w:rPr>
@@ -2885,7 +3021,7 @@
         </w:numPr>
         <w:spacing w:before="100" w:beforeAutospacing="1" w:after="100" w:afterAutospacing="1"/>
         <w:ind w:left="0"/>
-        <w:divId w:val="886916792"/>
+        <w:divId w:val="2091459229"/>
         <w:rPr>
           <w:rFonts w:ascii="微軟正黑體" w:eastAsia="微軟正黑體" w:hAnsi="微軟正黑體" w:hint="eastAsia"/>
           <w:color w:val="1A1A1A"/>
@@ -2956,7 +3092,7 @@
         </w:numPr>
         <w:spacing w:before="100" w:beforeAutospacing="1" w:after="100" w:afterAutospacing="1"/>
         <w:ind w:left="0"/>
-        <w:divId w:val="886916792"/>
+        <w:divId w:val="2091459229"/>
         <w:rPr>
           <w:rFonts w:ascii="微軟正黑體" w:eastAsia="微軟正黑體" w:hAnsi="微軟正黑體" w:hint="eastAsia"/>
           <w:color w:val="1A1A1A"/>
@@ -3013,7 +3149,7 @@
         </w:numPr>
         <w:spacing w:before="100" w:beforeAutospacing="1" w:after="100" w:afterAutospacing="1"/>
         <w:ind w:left="0"/>
-        <w:divId w:val="886916792"/>
+        <w:divId w:val="2091459229"/>
         <w:rPr>
           <w:rFonts w:ascii="微軟正黑體" w:eastAsia="微軟正黑體" w:hAnsi="微軟正黑體" w:hint="eastAsia"/>
           <w:color w:val="1A1A1A"/>
@@ -3134,9 +3270,9 @@
 <file path=word/numbering.xml><?xml version="1.0" encoding="utf-8"?>
 <w:numbering xmlns:wpc="http://schemas.microsoft.com/office/word/2010/wordprocessingCanvas" xmlns:mc="http://schemas.openxmlformats.org/markup-compatibility/2006" xmlns:o="urn:schemas-microsoft-com:office:office" xmlns:r="http://schemas.openxmlformats.org/officeDocument/2006/relationships" xmlns:m="http://schemas.openxmlformats.org/officeDocument/2006/math" xmlns:v="urn:schemas-microsoft-com:vml" xmlns:wp14="http://schemas.microsoft.com/office/word/2010/wordprocessingDrawing" xmlns:wp="http://schemas.openxmlformats.org/drawingml/2006/wordprocessingDrawing" xmlns:w10="urn:schemas-microsoft-com:office:word" xmlns:w="http://schemas.openxmlformats.org/wordprocessingml/2006/main" xmlns:w14="http://schemas.microsoft.com/office/word/2010/wordml" xmlns:wpg="http://schemas.microsoft.com/office/word/2010/wordprocessingGroup" xmlns:wpi="http://schemas.microsoft.com/office/word/2010/wordprocessingInk" xmlns:wne="http://schemas.microsoft.com/office/word/2006/wordml" xmlns:wps="http://schemas.microsoft.com/office/word/2010/wordprocessingShape" mc:Ignorable="w14 wp14">
   <w:abstractNum w:abstractNumId="0">
-    <w:nsid w:val="13542348"/>
+    <w:nsid w:val="00894614"/>
     <w:multiLevelType w:val="multilevel"/>
-    <w:tmpl w:val="8346AC3C"/>
+    <w:tmpl w:val="83F028CE"/>
     <w:lvl w:ilvl="0">
       <w:start w:val="1"/>
       <w:numFmt w:val="bullet"/>
@@ -3283,9 +3419,235 @@
     </w:lvl>
   </w:abstractNum>
   <w:abstractNum w:abstractNumId="1">
-    <w:nsid w:val="1CFB78F6"/>
+    <w:nsid w:val="1CB32536"/>
     <w:multiLevelType w:val="multilevel"/>
-    <w:tmpl w:val="A4747A8E"/>
+    <w:tmpl w:val="9B6C01CA"/>
+    <w:lvl w:ilvl="0">
+      <w:start w:val="1"/>
+      <w:numFmt w:val="decimal"/>
+      <w:lvlText w:val="%1."/>
+      <w:lvlJc w:val="left"/>
+      <w:pPr>
+        <w:tabs>
+          <w:tab w:val="num" w:pos="720"/>
+        </w:tabs>
+        <w:ind w:left="720" w:hanging="360"/>
+      </w:pPr>
+    </w:lvl>
+    <w:lvl w:ilvl="1" w:tentative="1">
+      <w:start w:val="1"/>
+      <w:numFmt w:val="decimal"/>
+      <w:lvlText w:val="%2."/>
+      <w:lvlJc w:val="left"/>
+      <w:pPr>
+        <w:tabs>
+          <w:tab w:val="num" w:pos="1440"/>
+        </w:tabs>
+        <w:ind w:left="1440" w:hanging="360"/>
+      </w:pPr>
+    </w:lvl>
+    <w:lvl w:ilvl="2" w:tentative="1">
+      <w:start w:val="1"/>
+      <w:numFmt w:val="decimal"/>
+      <w:lvlText w:val="%3."/>
+      <w:lvlJc w:val="left"/>
+      <w:pPr>
+        <w:tabs>
+          <w:tab w:val="num" w:pos="2160"/>
+        </w:tabs>
+        <w:ind w:left="2160" w:hanging="360"/>
+      </w:pPr>
+    </w:lvl>
+    <w:lvl w:ilvl="3" w:tentative="1">
+      <w:start w:val="1"/>
+      <w:numFmt w:val="decimal"/>
+      <w:lvlText w:val="%4."/>
+      <w:lvlJc w:val="left"/>
+      <w:pPr>
+        <w:tabs>
+          <w:tab w:val="num" w:pos="2880"/>
+        </w:tabs>
+        <w:ind w:left="2880" w:hanging="360"/>
+      </w:pPr>
+    </w:lvl>
+    <w:lvl w:ilvl="4" w:tentative="1">
+      <w:start w:val="1"/>
+      <w:numFmt w:val="decimal"/>
+      <w:lvlText w:val="%5."/>
+      <w:lvlJc w:val="left"/>
+      <w:pPr>
+        <w:tabs>
+          <w:tab w:val="num" w:pos="3600"/>
+        </w:tabs>
+        <w:ind w:left="3600" w:hanging="360"/>
+      </w:pPr>
+    </w:lvl>
+    <w:lvl w:ilvl="5" w:tentative="1">
+      <w:start w:val="1"/>
+      <w:numFmt w:val="decimal"/>
+      <w:lvlText w:val="%6."/>
+      <w:lvlJc w:val="left"/>
+      <w:pPr>
+        <w:tabs>
+          <w:tab w:val="num" w:pos="4320"/>
+        </w:tabs>
+        <w:ind w:left="4320" w:hanging="360"/>
+      </w:pPr>
+    </w:lvl>
+    <w:lvl w:ilvl="6" w:tentative="1">
+      <w:start w:val="1"/>
+      <w:numFmt w:val="decimal"/>
+      <w:lvlText w:val="%7."/>
+      <w:lvlJc w:val="left"/>
+      <w:pPr>
+        <w:tabs>
+          <w:tab w:val="num" w:pos="5040"/>
+        </w:tabs>
+        <w:ind w:left="5040" w:hanging="360"/>
+      </w:pPr>
+    </w:lvl>
+    <w:lvl w:ilvl="7" w:tentative="1">
+      <w:start w:val="1"/>
+      <w:numFmt w:val="decimal"/>
+      <w:lvlText w:val="%8."/>
+      <w:lvlJc w:val="left"/>
+      <w:pPr>
+        <w:tabs>
+          <w:tab w:val="num" w:pos="5760"/>
+        </w:tabs>
+        <w:ind w:left="5760" w:hanging="360"/>
+      </w:pPr>
+    </w:lvl>
+    <w:lvl w:ilvl="8" w:tentative="1">
+      <w:start w:val="1"/>
+      <w:numFmt w:val="decimal"/>
+      <w:lvlText w:val="%9."/>
+      <w:lvlJc w:val="left"/>
+      <w:pPr>
+        <w:tabs>
+          <w:tab w:val="num" w:pos="6480"/>
+        </w:tabs>
+        <w:ind w:left="6480" w:hanging="360"/>
+      </w:pPr>
+    </w:lvl>
+  </w:abstractNum>
+  <w:abstractNum w:abstractNumId="2">
+    <w:nsid w:val="26CD51C9"/>
+    <w:multiLevelType w:val="multilevel"/>
+    <w:tmpl w:val="C8DE7D44"/>
+    <w:lvl w:ilvl="0">
+      <w:start w:val="1"/>
+      <w:numFmt w:val="decimal"/>
+      <w:lvlText w:val="%1."/>
+      <w:lvlJc w:val="left"/>
+      <w:pPr>
+        <w:tabs>
+          <w:tab w:val="num" w:pos="720"/>
+        </w:tabs>
+        <w:ind w:left="720" w:hanging="360"/>
+      </w:pPr>
+    </w:lvl>
+    <w:lvl w:ilvl="1" w:tentative="1">
+      <w:start w:val="1"/>
+      <w:numFmt w:val="decimal"/>
+      <w:lvlText w:val="%2."/>
+      <w:lvlJc w:val="left"/>
+      <w:pPr>
+        <w:tabs>
+          <w:tab w:val="num" w:pos="1440"/>
+        </w:tabs>
+        <w:ind w:left="1440" w:hanging="360"/>
+      </w:pPr>
+    </w:lvl>
+    <w:lvl w:ilvl="2" w:tentative="1">
+      <w:start w:val="1"/>
+      <w:numFmt w:val="decimal"/>
+      <w:lvlText w:val="%3."/>
+      <w:lvlJc w:val="left"/>
+      <w:pPr>
+        <w:tabs>
+          <w:tab w:val="num" w:pos="2160"/>
+        </w:tabs>
+        <w:ind w:left="2160" w:hanging="360"/>
+      </w:pPr>
+    </w:lvl>
+    <w:lvl w:ilvl="3" w:tentative="1">
+      <w:start w:val="1"/>
+      <w:numFmt w:val="decimal"/>
+      <w:lvlText w:val="%4."/>
+      <w:lvlJc w:val="left"/>
+      <w:pPr>
+        <w:tabs>
+          <w:tab w:val="num" w:pos="2880"/>
+        </w:tabs>
+        <w:ind w:left="2880" w:hanging="360"/>
+      </w:pPr>
+    </w:lvl>
+    <w:lvl w:ilvl="4" w:tentative="1">
+      <w:start w:val="1"/>
+      <w:numFmt w:val="decimal"/>
+      <w:lvlText w:val="%5."/>
+      <w:lvlJc w:val="left"/>
+      <w:pPr>
+        <w:tabs>
+          <w:tab w:val="num" w:pos="3600"/>
+        </w:tabs>
+        <w:ind w:left="3600" w:hanging="360"/>
+      </w:pPr>
+    </w:lvl>
+    <w:lvl w:ilvl="5" w:tentative="1">
+      <w:start w:val="1"/>
+      <w:numFmt w:val="decimal"/>
+      <w:lvlText w:val="%6."/>
+      <w:lvlJc w:val="left"/>
+      <w:pPr>
+        <w:tabs>
+          <w:tab w:val="num" w:pos="4320"/>
+        </w:tabs>
+        <w:ind w:left="4320" w:hanging="360"/>
+      </w:pPr>
+    </w:lvl>
+    <w:lvl w:ilvl="6" w:tentative="1">
+      <w:start w:val="1"/>
+      <w:numFmt w:val="decimal"/>
+      <w:lvlText w:val="%7."/>
+      <w:lvlJc w:val="left"/>
+      <w:pPr>
+        <w:tabs>
+          <w:tab w:val="num" w:pos="5040"/>
+        </w:tabs>
+        <w:ind w:left="5040" w:hanging="360"/>
+      </w:pPr>
+    </w:lvl>
+    <w:lvl w:ilvl="7" w:tentative="1">
+      <w:start w:val="1"/>
+      <w:numFmt w:val="decimal"/>
+      <w:lvlText w:val="%8."/>
+      <w:lvlJc w:val="left"/>
+      <w:pPr>
+        <w:tabs>
+          <w:tab w:val="num" w:pos="5760"/>
+        </w:tabs>
+        <w:ind w:left="5760" w:hanging="360"/>
+      </w:pPr>
+    </w:lvl>
+    <w:lvl w:ilvl="8" w:tentative="1">
+      <w:start w:val="1"/>
+      <w:numFmt w:val="decimal"/>
+      <w:lvlText w:val="%9."/>
+      <w:lvlJc w:val="left"/>
+      <w:pPr>
+        <w:tabs>
+          <w:tab w:val="num" w:pos="6480"/>
+        </w:tabs>
+        <w:ind w:left="6480" w:hanging="360"/>
+      </w:pPr>
+    </w:lvl>
+  </w:abstractNum>
+  <w:abstractNum w:abstractNumId="3">
+    <w:nsid w:val="471E1BA3"/>
+    <w:multiLevelType w:val="multilevel"/>
+    <w:tmpl w:val="FAB0EB9E"/>
     <w:lvl w:ilvl="0">
       <w:start w:val="1"/>
       <w:numFmt w:val="bullet"/>
@@ -3431,123 +3793,10 @@
       </w:rPr>
     </w:lvl>
   </w:abstractNum>
-  <w:abstractNum w:abstractNumId="2">
-    <w:nsid w:val="52303CE9"/>
+  <w:abstractNum w:abstractNumId="4">
+    <w:nsid w:val="689C7E71"/>
     <w:multiLevelType w:val="multilevel"/>
-    <w:tmpl w:val="DA5EF9D8"/>
-    <w:lvl w:ilvl="0">
-      <w:start w:val="1"/>
-      <w:numFmt w:val="decimal"/>
-      <w:lvlText w:val="%1."/>
-      <w:lvlJc w:val="left"/>
-      <w:pPr>
-        <w:tabs>
-          <w:tab w:val="num" w:pos="720"/>
-        </w:tabs>
-        <w:ind w:left="720" w:hanging="360"/>
-      </w:pPr>
-    </w:lvl>
-    <w:lvl w:ilvl="1" w:tentative="1">
-      <w:start w:val="1"/>
-      <w:numFmt w:val="decimal"/>
-      <w:lvlText w:val="%2."/>
-      <w:lvlJc w:val="left"/>
-      <w:pPr>
-        <w:tabs>
-          <w:tab w:val="num" w:pos="1440"/>
-        </w:tabs>
-        <w:ind w:left="1440" w:hanging="360"/>
-      </w:pPr>
-    </w:lvl>
-    <w:lvl w:ilvl="2" w:tentative="1">
-      <w:start w:val="1"/>
-      <w:numFmt w:val="decimal"/>
-      <w:lvlText w:val="%3."/>
-      <w:lvlJc w:val="left"/>
-      <w:pPr>
-        <w:tabs>
-          <w:tab w:val="num" w:pos="2160"/>
-        </w:tabs>
-        <w:ind w:left="2160" w:hanging="360"/>
-      </w:pPr>
-    </w:lvl>
-    <w:lvl w:ilvl="3" w:tentative="1">
-      <w:start w:val="1"/>
-      <w:numFmt w:val="decimal"/>
-      <w:lvlText w:val="%4."/>
-      <w:lvlJc w:val="left"/>
-      <w:pPr>
-        <w:tabs>
-          <w:tab w:val="num" w:pos="2880"/>
-        </w:tabs>
-        <w:ind w:left="2880" w:hanging="360"/>
-      </w:pPr>
-    </w:lvl>
-    <w:lvl w:ilvl="4" w:tentative="1">
-      <w:start w:val="1"/>
-      <w:numFmt w:val="decimal"/>
-      <w:lvlText w:val="%5."/>
-      <w:lvlJc w:val="left"/>
-      <w:pPr>
-        <w:tabs>
-          <w:tab w:val="num" w:pos="3600"/>
-        </w:tabs>
-        <w:ind w:left="3600" w:hanging="360"/>
-      </w:pPr>
-    </w:lvl>
-    <w:lvl w:ilvl="5" w:tentative="1">
-      <w:start w:val="1"/>
-      <w:numFmt w:val="decimal"/>
-      <w:lvlText w:val="%6."/>
-      <w:lvlJc w:val="left"/>
-      <w:pPr>
-        <w:tabs>
-          <w:tab w:val="num" w:pos="4320"/>
-        </w:tabs>
-        <w:ind w:left="4320" w:hanging="360"/>
-      </w:pPr>
-    </w:lvl>
-    <w:lvl w:ilvl="6" w:tentative="1">
-      <w:start w:val="1"/>
-      <w:numFmt w:val="decimal"/>
-      <w:lvlText w:val="%7."/>
-      <w:lvlJc w:val="left"/>
-      <w:pPr>
-        <w:tabs>
-          <w:tab w:val="num" w:pos="5040"/>
-        </w:tabs>
-        <w:ind w:left="5040" w:hanging="360"/>
-      </w:pPr>
-    </w:lvl>
-    <w:lvl w:ilvl="7" w:tentative="1">
-      <w:start w:val="1"/>
-      <w:numFmt w:val="decimal"/>
-      <w:lvlText w:val="%8."/>
-      <w:lvlJc w:val="left"/>
-      <w:pPr>
-        <w:tabs>
-          <w:tab w:val="num" w:pos="5760"/>
-        </w:tabs>
-        <w:ind w:left="5760" w:hanging="360"/>
-      </w:pPr>
-    </w:lvl>
-    <w:lvl w:ilvl="8" w:tentative="1">
-      <w:start w:val="1"/>
-      <w:numFmt w:val="decimal"/>
-      <w:lvlText w:val="%9."/>
-      <w:lvlJc w:val="left"/>
-      <w:pPr>
-        <w:tabs>
-          <w:tab w:val="num" w:pos="6480"/>
-        </w:tabs>
-        <w:ind w:left="6480" w:hanging="360"/>
-      </w:pPr>
-    </w:lvl>
-  </w:abstractNum>
-  <w:abstractNum w:abstractNumId="3">
-    <w:nsid w:val="5C5B5EC2"/>
-    <w:multiLevelType w:val="multilevel"/>
-    <w:tmpl w:val="21BCA388"/>
+    <w:tmpl w:val="3882319C"/>
     <w:lvl w:ilvl="0">
       <w:start w:val="1"/>
       <w:numFmt w:val="bullet"/>
@@ -3693,130 +3942,17 @@
       </w:rPr>
     </w:lvl>
   </w:abstractNum>
-  <w:abstractNum w:abstractNumId="4">
-    <w:nsid w:val="6FFF47CB"/>
-    <w:multiLevelType w:val="multilevel"/>
-    <w:tmpl w:val="D6B4529E"/>
-    <w:lvl w:ilvl="0">
-      <w:start w:val="1"/>
-      <w:numFmt w:val="decimal"/>
-      <w:lvlText w:val="%1."/>
-      <w:lvlJc w:val="left"/>
-      <w:pPr>
-        <w:tabs>
-          <w:tab w:val="num" w:pos="720"/>
-        </w:tabs>
-        <w:ind w:left="720" w:hanging="360"/>
-      </w:pPr>
-    </w:lvl>
-    <w:lvl w:ilvl="1" w:tentative="1">
-      <w:start w:val="1"/>
-      <w:numFmt w:val="decimal"/>
-      <w:lvlText w:val="%2."/>
-      <w:lvlJc w:val="left"/>
-      <w:pPr>
-        <w:tabs>
-          <w:tab w:val="num" w:pos="1440"/>
-        </w:tabs>
-        <w:ind w:left="1440" w:hanging="360"/>
-      </w:pPr>
-    </w:lvl>
-    <w:lvl w:ilvl="2" w:tentative="1">
-      <w:start w:val="1"/>
-      <w:numFmt w:val="decimal"/>
-      <w:lvlText w:val="%3."/>
-      <w:lvlJc w:val="left"/>
-      <w:pPr>
-        <w:tabs>
-          <w:tab w:val="num" w:pos="2160"/>
-        </w:tabs>
-        <w:ind w:left="2160" w:hanging="360"/>
-      </w:pPr>
-    </w:lvl>
-    <w:lvl w:ilvl="3" w:tentative="1">
-      <w:start w:val="1"/>
-      <w:numFmt w:val="decimal"/>
-      <w:lvlText w:val="%4."/>
-      <w:lvlJc w:val="left"/>
-      <w:pPr>
-        <w:tabs>
-          <w:tab w:val="num" w:pos="2880"/>
-        </w:tabs>
-        <w:ind w:left="2880" w:hanging="360"/>
-      </w:pPr>
-    </w:lvl>
-    <w:lvl w:ilvl="4" w:tentative="1">
-      <w:start w:val="1"/>
-      <w:numFmt w:val="decimal"/>
-      <w:lvlText w:val="%5."/>
-      <w:lvlJc w:val="left"/>
-      <w:pPr>
-        <w:tabs>
-          <w:tab w:val="num" w:pos="3600"/>
-        </w:tabs>
-        <w:ind w:left="3600" w:hanging="360"/>
-      </w:pPr>
-    </w:lvl>
-    <w:lvl w:ilvl="5" w:tentative="1">
-      <w:start w:val="1"/>
-      <w:numFmt w:val="decimal"/>
-      <w:lvlText w:val="%6."/>
-      <w:lvlJc w:val="left"/>
-      <w:pPr>
-        <w:tabs>
-          <w:tab w:val="num" w:pos="4320"/>
-        </w:tabs>
-        <w:ind w:left="4320" w:hanging="360"/>
-      </w:pPr>
-    </w:lvl>
-    <w:lvl w:ilvl="6" w:tentative="1">
-      <w:start w:val="1"/>
-      <w:numFmt w:val="decimal"/>
-      <w:lvlText w:val="%7."/>
-      <w:lvlJc w:val="left"/>
-      <w:pPr>
-        <w:tabs>
-          <w:tab w:val="num" w:pos="5040"/>
-        </w:tabs>
-        <w:ind w:left="5040" w:hanging="360"/>
-      </w:pPr>
-    </w:lvl>
-    <w:lvl w:ilvl="7" w:tentative="1">
-      <w:start w:val="1"/>
-      <w:numFmt w:val="decimal"/>
-      <w:lvlText w:val="%8."/>
-      <w:lvlJc w:val="left"/>
-      <w:pPr>
-        <w:tabs>
-          <w:tab w:val="num" w:pos="5760"/>
-        </w:tabs>
-        <w:ind w:left="5760" w:hanging="360"/>
-      </w:pPr>
-    </w:lvl>
-    <w:lvl w:ilvl="8" w:tentative="1">
-      <w:start w:val="1"/>
-      <w:numFmt w:val="decimal"/>
-      <w:lvlText w:val="%9."/>
-      <w:lvlJc w:val="left"/>
-      <w:pPr>
-        <w:tabs>
-          <w:tab w:val="num" w:pos="6480"/>
-        </w:tabs>
-        <w:ind w:left="6480" w:hanging="360"/>
-      </w:pPr>
-    </w:lvl>
-  </w:abstractNum>
   <w:num w:numId="1">
+    <w:abstractNumId w:val="1"/>
+  </w:num>
+  <w:num w:numId="2">
+    <w:abstractNumId w:val="0"/>
+  </w:num>
+  <w:num w:numId="3">
     <w:abstractNumId w:val="4"/>
   </w:num>
-  <w:num w:numId="2">
+  <w:num w:numId="4">
     <w:abstractNumId w:val="3"/>
-  </w:num>
-  <w:num w:numId="3">
-    <w:abstractNumId w:val="1"/>
-  </w:num>
-  <w:num w:numId="4">
-    <w:abstractNumId w:val="0"/>
   </w:num>
   <w:num w:numId="5">
     <w:abstractNumId w:val="2"/>
@@ -4164,7 +4300,7 @@
     <w:link w:val="a5"/>
     <w:uiPriority w:val="99"/>
     <w:unhideWhenUsed/>
-    <w:rsid w:val="009A7BEC"/>
+    <w:rsid w:val="005A73BB"/>
     <w:pPr>
       <w:tabs>
         <w:tab w:val="center" w:pos="4153"/>
@@ -4182,7 +4318,7 @@
     <w:basedOn w:val="a0"/>
     <w:link w:val="a4"/>
     <w:uiPriority w:val="99"/>
-    <w:rsid w:val="009A7BEC"/>
+    <w:rsid w:val="005A73BB"/>
     <w:rPr>
       <w:rFonts w:ascii="新細明體" w:eastAsia="新細明體" w:hAnsi="新細明體" w:cs="新細明體"/>
     </w:rPr>
@@ -4193,7 +4329,7 @@
     <w:link w:val="a7"/>
     <w:uiPriority w:val="99"/>
     <w:unhideWhenUsed/>
-    <w:rsid w:val="009A7BEC"/>
+    <w:rsid w:val="005A73BB"/>
     <w:pPr>
       <w:tabs>
         <w:tab w:val="center" w:pos="4153"/>
@@ -4211,7 +4347,7 @@
     <w:basedOn w:val="a0"/>
     <w:link w:val="a6"/>
     <w:uiPriority w:val="99"/>
-    <w:rsid w:val="009A7BEC"/>
+    <w:rsid w:val="005A73BB"/>
     <w:rPr>
       <w:rFonts w:ascii="新細明體" w:eastAsia="新細明體" w:hAnsi="新細明體" w:cs="新細明體"/>
     </w:rPr>
@@ -4559,7 +4695,7 @@
     <w:link w:val="a5"/>
     <w:uiPriority w:val="99"/>
     <w:unhideWhenUsed/>
-    <w:rsid w:val="009A7BEC"/>
+    <w:rsid w:val="005A73BB"/>
     <w:pPr>
       <w:tabs>
         <w:tab w:val="center" w:pos="4153"/>
@@ -4577,7 +4713,7 @@
     <w:basedOn w:val="a0"/>
     <w:link w:val="a4"/>
     <w:uiPriority w:val="99"/>
-    <w:rsid w:val="009A7BEC"/>
+    <w:rsid w:val="005A73BB"/>
     <w:rPr>
       <w:rFonts w:ascii="新細明體" w:eastAsia="新細明體" w:hAnsi="新細明體" w:cs="新細明體"/>
     </w:rPr>
@@ -4588,7 +4724,7 @@
     <w:link w:val="a7"/>
     <w:uiPriority w:val="99"/>
     <w:unhideWhenUsed/>
-    <w:rsid w:val="009A7BEC"/>
+    <w:rsid w:val="005A73BB"/>
     <w:pPr>
       <w:tabs>
         <w:tab w:val="center" w:pos="4153"/>
@@ -4606,7 +4742,7 @@
     <w:basedOn w:val="a0"/>
     <w:link w:val="a6"/>
     <w:uiPriority w:val="99"/>
-    <w:rsid w:val="009A7BEC"/>
+    <w:rsid w:val="005A73BB"/>
     <w:rPr>
       <w:rFonts w:ascii="新細明體" w:eastAsia="新細明體" w:hAnsi="新細明體" w:cs="新細明體"/>
     </w:rPr>
